--- a/docs/paper/paper_a/submission/paper_a_article.docx
+++ b/docs/paper/paper_a/submission/paper_a_article.docx
@@ -7,7 +7,7 @@
         <w:pStyle w:val="Title"/>
       </w:pPr>
       <w:r>
-        <w:t xml:space="preserve">An operational reconstruction ladder for spacetime quantities from causal order</w:t>
+        <w:t xml:space="preserve">Spacetime quantities from causal order: an operational ladder with preregistered validations at finite density</w:t>
       </w:r>
     </w:p>
     <w:p>

--- a/docs/paper/paper_a/submission/paper_a_article.docx
+++ b/docs/paper/paper_a/submission/paper_a_article.docx
@@ -44,7 +44,25 @@
         <w:pStyle w:val="FirstParagraph"/>
       </w:pPr>
       <w:r>
-        <w:t xml:space="preserve">We study, in controlled</w:t>
+        <w:t xml:space="preserve">Causal structure fixes conformal geometry, while volume information fixes</w:t>
+      </w:r>
+      <w:r>
+        <w:t xml:space="preserve"> </w:t>
+      </w:r>
+      <w:r>
+        <w:t xml:space="preserve">scale under standard hypotheses. We ask what finite causal data can</w:t>
+      </w:r>
+      <w:r>
+        <w:t xml:space="preserve"> </w:t>
+      </w:r>
+      <w:r>
+        <w:t xml:space="preserve">operationally reconstruct when each auxiliary ingredient is declared rather</w:t>
+      </w:r>
+      <w:r>
+        <w:t xml:space="preserve"> </w:t>
+      </w:r>
+      <w:r>
+        <w:t xml:space="preserve">than left implicit. In controlled</w:t>
       </w:r>
       <w:r>
         <w:t xml:space="preserve"> </w:t>
@@ -76,103 +94,67 @@
         </m:r>
       </m:oMath>
       <w:r>
-        <w:t xml:space="preserve">D (and, for dimension, higher-D) Minkowski</w:t>
-      </w:r>
-      <w:r>
-        <w:t xml:space="preserve"> </w:t>
-      </w:r>
-      <w:r>
-        <w:t xml:space="preserve">models, which spacetime quantities can be operationally reconstructed from a</w:t>
-      </w:r>
-      <w:r>
-        <w:t xml:space="preserve"> </w:t>
-      </w:r>
-      <w:r>
-        <w:t xml:space="preserve">causal (accessibility) order once a minimal, explicitly declared set of</w:t>
-      </w:r>
-      <w:r>
-        <w:t xml:space="preserve"> </w:t>
-      </w:r>
-      <w:r>
-        <w:t xml:space="preserve">additional ingredients is supplied, organized as a ladder. Order statistics estimate dimension in flat Poisson-sprinkled</w:t>
-      </w:r>
-      <w:r>
-        <w:t xml:space="preserve"> </w:t>
-      </w:r>
-      <w:r>
-        <w:t xml:space="preserve">Alexandrov intervals; supplying a global event density turns interval</w:t>
-      </w:r>
-      <w:r>
-        <w:t xml:space="preserve"> </w:t>
-      </w:r>
-      <w:r>
-        <w:t xml:space="preserve">cardinality into a timelike proper-time estimate; an observer chain with</w:t>
-      </w:r>
-      <w:r>
-        <w:t xml:space="preserve"> </w:t>
-      </w:r>
-      <w:r>
-        <w:t xml:space="preserve">clock labels yields radar time and unsigned radar distance; an orientation</w:t>
-      </w:r>
-      <w:r>
-        <w:t xml:space="preserve"> </w:t>
-      </w:r>
-      <w:r>
-        <w:t xml:space="preserve">reference lifts the reflection degeneracy and recovers the Lorentz map</w:t>
-      </w:r>
-      <w:r>
-        <w:t xml:space="preserve"> </w:t>
-      </w:r>
-      <w:r>
-        <w:t xml:space="preserve">between inertial protocols; overlapping charts yield an approximately</w:t>
-      </w:r>
-      <w:r>
-        <w:t xml:space="preserve"> </w:t>
-      </w:r>
-      <w:r>
-        <w:t xml:space="preserve">consistent observer atlas; and supplying a global density plus a local</w:t>
-      </w:r>
-      <w:r>
-        <w:t xml:space="preserve"> </w:t>
-      </w:r>
-      <w:r>
-        <w:t xml:space="preserve">measure profile replaces the residual position-dependent error floor with</w:t>
-      </w:r>
-      <w:r>
-        <w:t xml:space="preserve"> </w:t>
-      </w:r>
-      <w:r>
-        <w:t xml:space="preserve">flat-case, noise-limited error scaling. Three negative results bound the</w:t>
-      </w:r>
-      <w:r>
-        <w:t xml:space="preserve"> </w:t>
-      </w:r>
-      <w:r>
-        <w:t xml:space="preserve">ladder: causal order alone fixes no conformal scale, a single observer</w:t>
-      </w:r>
-      <w:r>
-        <w:t xml:space="preserve"> </w:t>
-      </w:r>
-      <w:r>
-        <w:t xml:space="preserve">yields only unsigned distance, and finite signal speed alone does not</w:t>
-      </w:r>
-      <w:r>
-        <w:t xml:space="preserve"> </w:t>
-      </w:r>
-      <w:r>
-        <w:t xml:space="preserve">produce Lorentzian structure; a Rindler horizon analogue confines radar</w:t>
-      </w:r>
-      <w:r>
-        <w:t xml:space="preserve"> </w:t>
-      </w:r>
-      <w:r>
-        <w:t xml:space="preserve">reconstruction to the expected wedge. As a preregistered capstone we</w:t>
-      </w:r>
-      <w:r>
-        <w:t xml:space="preserve"> </w:t>
-      </w:r>
-      <w:r>
-        <w:t xml:space="preserve">validate, on a</w:t>
+        <w:t xml:space="preserve">D (and, for dimension, higher-D)</w:t>
+      </w:r>
+      <w:r>
+        <w:t xml:space="preserve"> </w:t>
+      </w:r>
+      <w:r>
+        <w:t xml:space="preserve">Minkowski models, we organize the procedures as a branched ladder. Order</w:t>
+      </w:r>
+      <w:r>
+        <w:t xml:space="preserve"> </w:t>
+      </w:r>
+      <w:r>
+        <w:t xml:space="preserve">statistics estimate dimension; global event density calibrates proper time</w:t>
+      </w:r>
+      <w:r>
+        <w:t xml:space="preserve"> </w:t>
+      </w:r>
+      <w:r>
+        <w:t xml:space="preserve">from interval cardinality; clock labels yield radar time and unsigned</w:t>
+      </w:r>
+      <w:r>
+        <w:t xml:space="preserve"> </w:t>
+      </w:r>
+      <w:r>
+        <w:t xml:space="preserve">distance; orientation and overlapping charts recover oriented Lorentz maps</w:t>
+      </w:r>
+      <w:r>
+        <w:t xml:space="preserve"> </w:t>
+      </w:r>
+      <w:r>
+        <w:t xml:space="preserve">and an observer atlas; and a local measure profile removes a</w:t>
+      </w:r>
+      <w:r>
+        <w:t xml:space="preserve"> </w:t>
+      </w:r>
+      <w:r>
+        <w:t xml:space="preserve">position-dependent volume-error floor. Three counterexamples delimit these</w:t>
+      </w:r>
+      <w:r>
+        <w:t xml:space="preserve"> </w:t>
+      </w:r>
+      <w:r>
+        <w:t xml:space="preserve">claims: causal order alone fixes no scale, one observer cannot distinguish a</w:t>
+      </w:r>
+      <w:r>
+        <w:t xml:space="preserve"> </w:t>
+      </w:r>
+      <w:r>
+        <w:t xml:space="preserve">spatial reflection, and finite signal speed alone does not imply Lorentzian</w:t>
+      </w:r>
+      <w:r>
+        <w:t xml:space="preserve"> </w:t>
+      </w:r>
+      <w:r>
+        <w:t xml:space="preserve">structure; a Rindler analogue confines radar reconstruction to the expected</w:t>
+      </w:r>
+      <w:r>
+        <w:t xml:space="preserve"> </w:t>
+      </w:r>
+      <w:r>
+        <w:t xml:space="preserve">wedge. Beyond these flat benchmarks, preregistered</w:t>
       </w:r>
       <w:r>
         <w:t xml:space="preserve"> </w:t>
@@ -204,67 +186,61 @@
         </m:r>
       </m:oMath>
       <w:r>
-        <w:t xml:space="preserve">D vacuum plane wave whose coordinate volume form and</w:t>
-      </w:r>
-      <w:r>
-        <w:t xml:space="preserve"> </w:t>
-      </w:r>
-      <w:r>
-        <w:t xml:space="preserve">sprinkling law are exactly flat, that the conformal-class information order</w:t>
-      </w:r>
-      <w:r>
-        <w:t xml:space="preserve"> </w:t>
-      </w:r>
-      <w:r>
-        <w:t xml:space="preserve">carries reaches an order-only statistic at finite density—an existence</w:t>
-      </w:r>
-      <w:r>
-        <w:t xml:space="preserve"> </w:t>
-      </w:r>
-      <w:r>
-        <w:t xml:space="preserve">result at one deliberately strong operating point, not a sensitivity</w:t>
-      </w:r>
-      <w:r>
-        <w:t xml:space="preserve"> </w:t>
-      </w:r>
-      <w:r>
-        <w:t xml:space="preserve">measurement. Separate preregistered stages extend both claim classes to a</w:t>
-      </w:r>
-      <w:r>
-        <w:t xml:space="preserve"> </w:t>
-      </w:r>
-      <w:r>
-        <w:t xml:space="preserve">frozen Schwarzschild exterior patch (the paired claim confirmed;</w:t>
-      </w:r>
-      <w:r>
-        <w:t xml:space="preserve"> </w:t>
-      </w:r>
-      <w:r>
-        <w:t xml:space="preserve">single-poset discrimination detected with incomplete separation), and a</w:t>
-      </w:r>
-      <w:r>
-        <w:t xml:space="preserve"> </w:t>
-      </w:r>
-      <w:r>
-        <w:t xml:space="preserve">prediction-anchored stage finds the certified-membership count of a Poisson</w:t>
-      </w:r>
-      <w:r>
-        <w:t xml:space="preserve"> </w:t>
-      </w:r>
-      <w:r>
-        <w:t xml:space="preserve">sprinkling concordant, within a frozen 2.5% band, with an independently</w:t>
-      </w:r>
-      <w:r>
-        <w:t xml:space="preserve"> </w:t>
-      </w:r>
-      <w:r>
-        <w:t xml:space="preserve">certified continuum 4-volume on each rung of a four-rung mass ladder, the</w:t>
-      </w:r>
-      <w:r>
-        <w:t xml:space="preserve"> </w:t>
-      </w:r>
-      <w:r>
-        <w:t xml:space="preserve">deepest anchored at</w:t>
+        <w:t xml:space="preserve">D tests probe the</w:t>
+      </w:r>
+      <w:r>
+        <w:t xml:space="preserve"> </w:t>
+      </w:r>
+      <w:r>
+        <w:t xml:space="preserve">two parts of the causal-structure-plus-volume statement. In a vacuum plane</w:t>
+      </w:r>
+      <w:r>
+        <w:t xml:space="preserve"> </w:t>
+      </w:r>
+      <w:r>
+        <w:t xml:space="preserve">wave with exactly flat coordinate volume form and sprinkling law, an</w:t>
+      </w:r>
+      <w:r>
+        <w:t xml:space="preserve"> </w:t>
+      </w:r>
+      <w:r>
+        <w:t xml:space="preserve">order-only statistic detects a deliberately strong pure-Weyl deformation at</w:t>
+      </w:r>
+      <w:r>
+        <w:t xml:space="preserve"> </w:t>
+      </w:r>
+      <w:r>
+        <w:t xml:space="preserve">finite density—an existence result, not a sensitivity measurement. On a</w:t>
+      </w:r>
+      <w:r>
+        <w:t xml:space="preserve"> </w:t>
+      </w:r>
+      <w:r>
+        <w:t xml:space="preserve">frozen Schwarzschild exterior patch, separate stages confirm the paired</w:t>
+      </w:r>
+      <w:r>
+        <w:t xml:space="preserve"> </w:t>
+      </w:r>
+      <w:r>
+        <w:t xml:space="preserve">relation shift and detect single-poset discrimination with incomplete</w:t>
+      </w:r>
+      <w:r>
+        <w:t xml:space="preserve"> </w:t>
+      </w:r>
+      <w:r>
+        <w:t xml:space="preserve">separation. A prediction-anchored stage then finds Poisson counts concordant,</w:t>
+      </w:r>
+      <w:r>
+        <w:t xml:space="preserve"> </w:t>
+      </w:r>
+      <w:r>
+        <w:t xml:space="preserve">within a frozen 2.5% band, with independently certified continuum 4-volume</w:t>
+      </w:r>
+      <w:r>
+        <w:t xml:space="preserve"> </w:t>
+      </w:r>
+      <w:r>
+        <w:t xml:space="preserve">at every rung of a four-rung mass ladder, the deepest anchored at</w:t>
       </w:r>
       <w:r>
         <w:t xml:space="preserve"> </w:t>
@@ -287,19 +263,31 @@
         </m:r>
       </m:oMath>
       <w:r>
-        <w:t xml:space="preserve">. The contribution is the explicit accounting</w:t>
-      </w:r>
-      <w:r>
-        <w:t xml:space="preserve"> </w:t>
-      </w:r>
-      <w:r>
-        <w:t xml:space="preserve">of what each reconstruction requires and the negative results that bound</w:t>
-      </w:r>
-      <w:r>
-        <w:t xml:space="preserve"> </w:t>
-      </w:r>
-      <w:r>
-        <w:t xml:space="preserve">it; we make no claim that spacetime is reducible to causal order.</w:t>
+        <w:t xml:space="preserve">.</w:t>
+      </w:r>
+      <w:r>
+        <w:t xml:space="preserve"> </w:t>
+      </w:r>
+      <w:r>
+        <w:t xml:space="preserve">The contribution is an auditable dependency ledger that states both what</w:t>
+      </w:r>
+      <w:r>
+        <w:t xml:space="preserve"> </w:t>
+      </w:r>
+      <w:r>
+        <w:t xml:space="preserve">each reconstruction requires and where it fails; these controlled</w:t>
+      </w:r>
+      <w:r>
+        <w:t xml:space="preserve"> </w:t>
+      </w:r>
+      <w:r>
+        <w:t xml:space="preserve">validations are not evidence that spacetime is discrete or reducible to</w:t>
+      </w:r>
+      <w:r>
+        <w:t xml:space="preserve"> </w:t>
+      </w:r>
+      <w:r>
+        <w:t xml:space="preserve">causal order.</w:t>
       </w:r>
     </w:p>
     <w:p>
@@ -719,13 +707,19 @@
         <w:t xml:space="preserve"> </w:t>
       </w:r>
       <w:r>
-        <w:t xml:space="preserve">volume enclosure and the preregistered equivalence gate against it</w:t>
-      </w:r>
-      <w:r>
-        <w:t xml:space="preserve"> </w:t>
-      </w:r>
-      <w:r>
-        <w:t xml:space="preserve">(section 6.8) have no direct prior; the parallel Alfyorov–Shnyukov</w:t>
+        <w:t xml:space="preserve">volume enclosure and the preregistered equivalence gate against it appear to</w:t>
+      </w:r>
+      <w:r>
+        <w:t xml:space="preserve"> </w:t>
+      </w:r>
+      <w:r>
+        <w:t xml:space="preserve">have no direct precedent in that search (section 6.8); the parallel</w:t>
+      </w:r>
+      <w:r>
+        <w:t xml:space="preserve"> </w:t>
+      </w:r>
+      <w:r>
+        <w:t xml:space="preserve">Alfyorov–Shnyukov</w:t>
       </w:r>
       <w:r>
         <w:t xml:space="preserve"> </w:t>
@@ -5878,7 +5872,7 @@
       <w:r>
         <w:drawing>
           <wp:inline>
-            <wp:extent cx="5067300" cy="2159832"/>
+            <wp:extent cx="5067300" cy="2325973"/>
             <wp:effectExtent b="0" l="0" r="0" t="0"/>
             <wp:docPr descr="" title="" id="28" name="Picture"/>
             <a:graphic>
@@ -5899,7 +5893,7 @@
                   <pic:spPr bwMode="auto">
                     <a:xfrm>
                       <a:off x="0" y="0"/>
-                      <a:ext cx="5067300" cy="2159832"/>
+                      <a:ext cx="5067300" cy="2325973"/>
                     </a:xfrm>
                     <a:prstGeom prst="rect">
                       <a:avLst/>
@@ -11767,7 +11761,7 @@
       </w:r>
     </w:p>
     <w:bookmarkEnd w:id="46"/>
-    <w:bookmarkStart w:id="50" w:name="X9bbe52c4e69a25cd1d309a68cf07ca80f7f1932"/>
+    <w:bookmarkStart w:id="50" w:name="X1d5b54214897b32a191486ee79af9f7d1c6cc0a"/>
     <w:p>
       <w:pPr>
         <w:pStyle w:val="Heading2"/>
@@ -11782,7 +11776,7 @@
         <w:tab/>
       </w:r>
       <w:r>
-        <w:t xml:space="preserve">Prediction-anchored Poisson count, and its mass generalization</w:t>
+        <w:t xml:space="preserve">Prediction-anchored Poisson counts across a mass ladder</w:t>
       </w:r>
     </w:p>
     <w:p>
@@ -13754,185 +13748,171 @@
         <w:pStyle w:val="TableCaption"/>
       </w:pPr>
       <w:r>
-        <w:t xml:space="preserve">Table 5. The four executed mass-ladder rungs: certified volume interval</w:t>
-      </w:r>
-      <w:r>
-        <w:t xml:space="preserve"> </w:t>
-      </w:r>
-      <m:oMath>
-        <m:r>
-          <m:t>V</m:t>
-        </m:r>
-      </m:oMath>
-      <w:r>
-        <w:t xml:space="preserve">, pilot ambiguity outcome, sprinkled</w:t>
-      </w:r>
-      <w:r>
-        <w:t xml:space="preserve"> </w:t>
-      </w:r>
-      <m:oMath>
-        <m:r>
-          <m:t>N</m:t>
-        </m:r>
-      </m:oMath>
-      <w:r>
-        <w:t xml:space="preserve">, certain and ambiguous counts,</w:t>
-      </w:r>
-      <w:r>
-        <w:t xml:space="preserve"> </w:t>
-      </w:r>
-      <w:r>
-        <w:t xml:space="preserve">outer count interval</w:t>
-      </w:r>
-      <w:r>
-        <w:t xml:space="preserve"> </w:t>
-      </w:r>
-      <m:oMath>
-        <m:r>
-          <m:t>C</m:t>
-        </m:r>
-      </m:oMath>
-      <w:r>
-        <w:t xml:space="preserve">, identified discrepancy</w:t>
-      </w:r>
-      <w:r>
-        <w:t xml:space="preserve"> </w:t>
-      </w:r>
-      <m:oMath>
-        <m:r>
-          <m:t>D</m:t>
-        </m:r>
-      </m:oMath>
-      <w:r>
-        <w:t xml:space="preserve">, band</w:t>
-      </w:r>
-      <w:r>
-        <w:t xml:space="preserve"> </w:t>
-      </w:r>
-      <m:oMath>
-        <m:r>
-          <m:t>B</m:t>
-        </m:r>
-      </m:oMath>
-      <w:r>
-        <w:t xml:space="preserve">, and</w:t>
-      </w:r>
-      <w:r>
-        <w:t xml:space="preserve"> </w:t>
-      </w:r>
-      <w:r>
-        <w:t xml:space="preserve">verdict.</w:t>
+        <w:t xml:space="preserve">Table 5. The four executed mass-ladder rungs. Part (a) gives the design,</w:t>
+      </w:r>
+      <w:r>
+        <w:t xml:space="preserve"> </w:t>
+      </w:r>
+      <w:r>
+        <w:t xml:space="preserve">membership counts, and verdict.</w:t>
       </w:r>
     </w:p>
     <w:tbl>
       <w:tblPr>
         <w:tblStyle w:val="Table"/>
         <w:tblW w:type="auto" w:w="0"/>
+        <w:jc w:val="center"/>
+        <w:tblLayout w:type="fixed"/>
         <w:tblLook w:firstRow="1" w:lastRow="0" w:firstColumn="0" w:lastColumn="0" w:noHBand="0" w:noVBand="0" w:val="0020"/>
-        <w:tblCaption w:val="Table 5. The four executed mass-ladder rungs: certified volume interval V, pilot ambiguity outcome, sprinkled N, certain and ambiguous counts, outer count interval C, identified discrepancy D, band B, and verdict."/>
+        <w:tblCaption w:val="Table 5. The four executed mass-ladder rungs. Part (a) gives the design, membership counts, and verdict."/>
       </w:tblPr>
       <w:tblGrid>
-        <w:gridCol w:w="720"/>
-        <w:gridCol w:w="720"/>
-        <w:gridCol w:w="720"/>
-        <w:gridCol w:w="720"/>
-        <w:gridCol w:w="720"/>
-        <w:gridCol w:w="720"/>
-        <w:gridCol w:w="720"/>
-        <w:gridCol w:w="720"/>
-        <w:gridCol w:w="720"/>
-        <w:gridCol w:w="720"/>
-        <w:gridCol w:w="720"/>
+        <w:gridCol w:w="936"/>
+        <w:gridCol w:w="792"/>
+        <w:gridCol w:w="1080"/>
+        <w:gridCol w:w="1728"/>
+        <w:gridCol w:w="1800"/>
+        <w:gridCol w:w="1800"/>
       </w:tblGrid>
       <w:tr>
         <w:trPr>
           <w:tblHeader w:val="on"/>
         </w:trPr>
         <w:tc>
-          <w:tcPr/>
+          <w:tcPr>
+            <w:tcW w:type="dxa" w:w="936"/>
+            <w:vAlign w:val="center"/>
+            <w:tcMar>
+              <w:top w:w="45" w:type="dxa"/>
+              <w:left w:w="45" w:type="dxa"/>
+              <w:bottom w:w="45" w:type="dxa"/>
+              <w:right w:w="45" w:type="dxa"/>
+            </w:tcMar>
+          </w:tcPr>
           <w:p>
             <w:pPr>
-              <w:pStyle w:val="Compact"/>
+              <w:pStyle w:val="CQGSmallTable"/>
+              <w:keepLines/>
               <w:jc w:val="center"/>
             </w:pPr>
             <m:oMath>
               <m:r>
+                <w:rPr>
+                  <w:sz w:val="17"/>
+                  <w:szCs w:val="17"/>
+                </w:rPr>
                 <m:t>μ</m:t>
               </m:r>
             </m:oMath>
           </w:p>
         </w:tc>
         <w:tc>
-          <w:tcPr/>
+          <w:tcPr>
+            <w:tcW w:type="dxa" w:w="792"/>
+            <w:vAlign w:val="center"/>
+            <w:tcMar>
+              <w:top w:w="45" w:type="dxa"/>
+              <w:left w:w="45" w:type="dxa"/>
+              <w:bottom w:w="45" w:type="dxa"/>
+              <w:right w:w="45" w:type="dxa"/>
+            </w:tcMar>
+          </w:tcPr>
           <w:p>
             <w:pPr>
-              <w:pStyle w:val="Compact"/>
+              <w:pStyle w:val="CQGSmallTable"/>
+              <w:keepLines/>
               <w:jc w:val="center"/>
             </w:pPr>
             <m:oMath>
               <m:r>
+                <w:rPr>
+                  <w:sz w:val="17"/>
+                  <w:szCs w:val="17"/>
+                </w:rPr>
                 <m:t>M</m:t>
               </m:r>
             </m:oMath>
           </w:p>
         </w:tc>
         <w:tc>
-          <w:tcPr/>
+          <w:tcPr>
+            <w:tcW w:type="dxa" w:w="1080"/>
+            <w:vAlign w:val="center"/>
+            <w:tcMar>
+              <w:top w:w="45" w:type="dxa"/>
+              <w:left w:w="45" w:type="dxa"/>
+              <w:bottom w:w="45" w:type="dxa"/>
+              <w:right w:w="45" w:type="dxa"/>
+            </w:tcMar>
+          </w:tcPr>
           <w:p>
             <w:pPr>
-              <w:pStyle w:val="Compact"/>
+              <w:pStyle w:val="CQGSmallTable"/>
+              <w:keepLines/>
               <w:jc w:val="center"/>
             </w:pPr>
             <w:r>
-              <w:t xml:space="preserve">certified</w:t>
-            </w:r>
-            <w:r>
-              <w:t xml:space="preserve"> </w:t>
-            </w:r>
-            <m:oMath>
-              <m:r>
-                <m:t>V</m:t>
-              </m:r>
-            </m:oMath>
-          </w:p>
-        </w:tc>
-        <w:tc>
-          <w:tcPr/>
-          <w:p>
-            <w:pPr>
-              <w:pStyle w:val="Compact"/>
-              <w:jc w:val="center"/>
-            </w:pPr>
-            <w:r>
+              <w:rPr>
+                <w:rFonts w:ascii="Times New Roman" w:hAnsi="Times New Roman"/>
+                <w:sz w:val="17"/>
+              </w:rPr>
               <w:t xml:space="preserve">pilot</w:t>
             </w:r>
           </w:p>
         </w:tc>
         <w:tc>
-          <w:tcPr/>
+          <w:tcPr>
+            <w:tcW w:type="dxa" w:w="1728"/>
+            <w:vAlign w:val="center"/>
+            <w:tcMar>
+              <w:top w:w="45" w:type="dxa"/>
+              <w:left w:w="45" w:type="dxa"/>
+              <w:bottom w:w="45" w:type="dxa"/>
+              <w:right w:w="45" w:type="dxa"/>
+            </w:tcMar>
+          </w:tcPr>
           <w:p>
             <w:pPr>
-              <w:pStyle w:val="Compact"/>
+              <w:pStyle w:val="CQGSmallTable"/>
+              <w:keepLines/>
               <w:jc w:val="center"/>
             </w:pPr>
             <m:oMath>
               <m:r>
+                <w:rPr>
+                  <w:sz w:val="17"/>
+                  <w:szCs w:val="17"/>
+                </w:rPr>
                 <m:t>N</m:t>
               </m:r>
             </m:oMath>
           </w:p>
         </w:tc>
         <w:tc>
-          <w:tcPr/>
+          <w:tcPr>
+            <w:tcW w:type="dxa" w:w="1800"/>
+            <w:vAlign w:val="center"/>
+            <w:tcMar>
+              <w:top w:w="45" w:type="dxa"/>
+              <w:left w:w="45" w:type="dxa"/>
+              <w:bottom w:w="45" w:type="dxa"/>
+              <w:right w:w="45" w:type="dxa"/>
+            </w:tcMar>
+          </w:tcPr>
           <w:p>
             <w:pPr>
-              <w:pStyle w:val="Compact"/>
+              <w:pStyle w:val="CQGSmallTable"/>
+              <w:keepLines/>
               <w:jc w:val="center"/>
             </w:pPr>
             <m:oMath>
               <m:sSub>
                 <m:e>
                   <m:r>
+                    <w:rPr>
+                      <w:sz w:val="17"/>
+                      <w:szCs w:val="17"/>
+                    </w:rPr>
                     <m:t>K</m:t>
                   </m:r>
                 </m:e>
@@ -13941,60 +13921,91 @@
                     <m:rPr>
                       <m:sty m:val="p"/>
                     </m:rPr>
+                    <w:rPr>
+                      <w:sz w:val="17"/>
+                      <w:szCs w:val="17"/>
+                    </w:rPr>
                     <m:t>c</m:t>
                   </m:r>
                   <m:r>
                     <m:rPr>
                       <m:sty m:val="p"/>
                     </m:rPr>
+                    <w:rPr>
+                      <w:sz w:val="17"/>
+                      <w:szCs w:val="17"/>
+                    </w:rPr>
                     <m:t>e</m:t>
                   </m:r>
                   <m:r>
                     <m:rPr>
                       <m:sty m:val="p"/>
                     </m:rPr>
+                    <w:rPr>
+                      <w:sz w:val="17"/>
+                      <w:szCs w:val="17"/>
+                    </w:rPr>
                     <m:t>r</m:t>
                   </m:r>
                   <m:r>
                     <m:rPr>
                       <m:sty m:val="p"/>
                     </m:rPr>
+                    <w:rPr>
+                      <w:sz w:val="17"/>
+                      <w:szCs w:val="17"/>
+                    </w:rPr>
                     <m:t>t</m:t>
                   </m:r>
                   <m:r>
                     <m:rPr>
                       <m:sty m:val="p"/>
                     </m:rPr>
+                    <w:rPr>
+                      <w:sz w:val="17"/>
+                      <w:szCs w:val="17"/>
+                    </w:rPr>
                     <m:t>a</m:t>
                   </m:r>
                   <m:r>
                     <m:rPr>
                       <m:sty m:val="p"/>
                     </m:rPr>
+                    <w:rPr>
+                      <w:sz w:val="17"/>
+                      <w:szCs w:val="17"/>
+                    </w:rPr>
                     <m:t>i</m:t>
                   </m:r>
                   <m:r>
                     <m:rPr>
                       <m:sty m:val="p"/>
                     </m:rPr>
+                    <w:rPr>
+                      <w:sz w:val="17"/>
+                      <w:szCs w:val="17"/>
+                    </w:rPr>
                     <m:t>n</m:t>
                   </m:r>
                 </m:sub>
               </m:sSub>
-            </m:oMath>
-          </w:p>
-        </w:tc>
-        <w:tc>
-          <w:tcPr/>
-          <w:p>
-            <w:pPr>
-              <w:pStyle w:val="Compact"/>
-              <w:jc w:val="center"/>
-            </w:pPr>
-            <m:oMath>
+              <m:r>
+                <m:rPr>
+                  <m:sty m:val="p"/>
+                </m:rPr>
+                <w:rPr>
+                  <w:sz w:val="17"/>
+                  <w:szCs w:val="17"/>
+                </w:rPr>
+                <m:t>/</m:t>
+              </m:r>
               <m:sSub>
                 <m:e>
                   <m:r>
+                    <w:rPr>
+                      <w:sz w:val="17"/>
+                      <w:szCs w:val="17"/>
+                    </w:rPr>
                     <m:t>U</m:t>
                   </m:r>
                 </m:e>
@@ -14003,18 +14014,30 @@
                     <m:rPr>
                       <m:sty m:val="p"/>
                     </m:rPr>
+                    <w:rPr>
+                      <w:sz w:val="17"/>
+                      <w:szCs w:val="17"/>
+                    </w:rPr>
                     <m:t>a</m:t>
                   </m:r>
                   <m:r>
                     <m:rPr>
                       <m:sty m:val="p"/>
                     </m:rPr>
+                    <w:rPr>
+                      <w:sz w:val="17"/>
+                      <w:szCs w:val="17"/>
+                    </w:rPr>
                     <m:t>m</m:t>
                   </m:r>
                   <m:r>
                     <m:rPr>
                       <m:sty m:val="p"/>
                     </m:rPr>
+                    <w:rPr>
+                      <w:sz w:val="17"/>
+                      <w:szCs w:val="17"/>
+                    </w:rPr>
                     <m:t>b</m:t>
                   </m:r>
                 </m:sub>
@@ -14023,55 +14046,27 @@
           </w:p>
         </w:tc>
         <w:tc>
-          <w:tcPr/>
+          <w:tcPr>
+            <w:tcW w:type="dxa" w:w="1800"/>
+            <w:vAlign w:val="center"/>
+            <w:tcMar>
+              <w:top w:w="45" w:type="dxa"/>
+              <w:left w:w="45" w:type="dxa"/>
+              <w:bottom w:w="45" w:type="dxa"/>
+              <w:right w:w="45" w:type="dxa"/>
+            </w:tcMar>
+          </w:tcPr>
           <w:p>
             <w:pPr>
-              <w:pStyle w:val="Compact"/>
-              <w:jc w:val="center"/>
-            </w:pPr>
-            <m:oMath>
-              <m:r>
-                <m:t>C</m:t>
-              </m:r>
-            </m:oMath>
-          </w:p>
-        </w:tc>
-        <w:tc>
-          <w:tcPr/>
-          <w:p>
-            <w:pPr>
-              <w:pStyle w:val="Compact"/>
-              <w:jc w:val="center"/>
-            </w:pPr>
-            <m:oMath>
-              <m:r>
-                <m:t>D</m:t>
-              </m:r>
-            </m:oMath>
-          </w:p>
-        </w:tc>
-        <w:tc>
-          <w:tcPr/>
-          <w:p>
-            <w:pPr>
-              <w:pStyle w:val="Compact"/>
-              <w:jc w:val="center"/>
-            </w:pPr>
-            <m:oMath>
-              <m:r>
-                <m:t>B</m:t>
-              </m:r>
-            </m:oMath>
-          </w:p>
-        </w:tc>
-        <w:tc>
-          <w:tcPr/>
-          <w:p>
-            <w:pPr>
-              <w:pStyle w:val="Compact"/>
+              <w:pStyle w:val="CQGSmallTable"/>
+              <w:keepLines/>
               <w:jc w:val="center"/>
             </w:pPr>
             <w:r>
+              <w:rPr>
+                <w:rFonts w:ascii="Times New Roman" w:hAnsi="Times New Roman"/>
+                <w:sz w:val="17"/>
+              </w:rPr>
               <w:t xml:space="preserve">verdict</w:t>
             </w:r>
           </w:p>
@@ -14079,201 +14074,181 @@
       </w:tr>
       <w:tr>
         <w:tc>
-          <w:tcPr/>
+          <w:tcPr>
+            <w:tcW w:type="dxa" w:w="936"/>
+            <w:vAlign w:val="center"/>
+            <w:tcMar>
+              <w:top w:w="45" w:type="dxa"/>
+              <w:left w:w="45" w:type="dxa"/>
+              <w:bottom w:w="45" w:type="dxa"/>
+              <w:right w:w="45" w:type="dxa"/>
+            </w:tcMar>
+          </w:tcPr>
           <w:p>
             <w:pPr>
-              <w:pStyle w:val="Compact"/>
+              <w:pStyle w:val="CQGSmallTable"/>
+              <w:keepLines/>
               <w:jc w:val="center"/>
             </w:pPr>
             <m:oMath>
               <m:r>
+                <w:rPr>
+                  <w:sz w:val="17"/>
+                  <w:szCs w:val="17"/>
+                </w:rPr>
                 <m:t>0.1333</m:t>
               </m:r>
             </m:oMath>
           </w:p>
         </w:tc>
         <w:tc>
-          <w:tcPr/>
+          <w:tcPr>
+            <w:tcW w:type="dxa" w:w="792"/>
+            <w:vAlign w:val="center"/>
+            <w:tcMar>
+              <w:top w:w="45" w:type="dxa"/>
+              <w:left w:w="45" w:type="dxa"/>
+              <w:bottom w:w="45" w:type="dxa"/>
+              <w:right w:w="45" w:type="dxa"/>
+            </w:tcMar>
+          </w:tcPr>
           <w:p>
             <w:pPr>
-              <w:pStyle w:val="Compact"/>
+              <w:pStyle w:val="CQGSmallTable"/>
+              <w:keepLines/>
               <w:jc w:val="center"/>
             </w:pPr>
             <m:oMath>
               <m:r>
+                <w:rPr>
+                  <w:sz w:val="17"/>
+                  <w:szCs w:val="17"/>
+                </w:rPr>
                 <m:t>1.0</m:t>
               </m:r>
             </m:oMath>
           </w:p>
         </w:tc>
         <w:tc>
-          <w:tcPr/>
+          <w:tcPr>
+            <w:tcW w:type="dxa" w:w="1080"/>
+            <w:vAlign w:val="center"/>
+            <w:tcMar>
+              <w:top w:w="45" w:type="dxa"/>
+              <w:left w:w="45" w:type="dxa"/>
+              <w:bottom w:w="45" w:type="dxa"/>
+              <w:right w:w="45" w:type="dxa"/>
+            </w:tcMar>
+          </w:tcPr>
           <w:p>
             <w:pPr>
-              <w:pStyle w:val="Compact"/>
+              <w:pStyle w:val="CQGSmallTable"/>
+              <w:keepLines/>
               <w:jc w:val="center"/>
             </w:pPr>
             <m:oMath>
               <m:r>
-                <m:rPr>
-                  <m:sty m:val="p"/>
-                </m:rPr>
-                <m:t>[</m:t>
-              </m:r>
-              <m:r>
-                <m:t>56.492959</m:t>
-              </m:r>
-              <m:r>
-                <m:rPr>
-                  <m:sty m:val="p"/>
-                </m:rPr>
-                <m:t>,</m:t>
-              </m:r>
-            </m:oMath>
-          </w:p>
-        </w:tc>
-        <w:tc>
-          <w:tcPr/>
-          <w:p>
-            <w:pPr>
-              <w:pStyle w:val="Compact"/>
-              <w:jc w:val="center"/>
-            </w:pPr>
-            <m:oMath>
-              <m:r>
+                <w:rPr>
+                  <w:sz w:val="17"/>
+                  <w:szCs w:val="17"/>
+                </w:rPr>
                 <m:t>k</m:t>
               </m:r>
               <m:r>
                 <m:rPr>
                   <m:sty m:val="p"/>
                 </m:rPr>
+                <w:rPr>
+                  <w:sz w:val="17"/>
+                  <w:szCs w:val="17"/>
+                </w:rPr>
                 <m:t>=</m:t>
               </m:r>
               <m:r>
+                <w:rPr>
+                  <w:sz w:val="17"/>
+                  <w:szCs w:val="17"/>
+                </w:rPr>
                 <m:t>0</m:t>
               </m:r>
             </m:oMath>
           </w:p>
         </w:tc>
         <w:tc>
-          <w:tcPr/>
+          <w:tcPr>
+            <w:tcW w:type="dxa" w:w="1728"/>
+            <w:vAlign w:val="center"/>
+            <w:tcMar>
+              <w:top w:w="45" w:type="dxa"/>
+              <w:left w:w="45" w:type="dxa"/>
+              <w:bottom w:w="45" w:type="dxa"/>
+              <w:right w:w="45" w:type="dxa"/>
+            </w:tcMar>
+          </w:tcPr>
           <w:p>
             <w:pPr>
-              <w:pStyle w:val="Compact"/>
+              <w:pStyle w:val="CQGSmallTable"/>
+              <w:keepLines/>
               <w:jc w:val="center"/>
             </w:pPr>
             <w:r>
+              <w:rPr>
+                <w:rFonts w:ascii="Times New Roman" w:hAnsi="Times New Roman"/>
+                <w:sz w:val="17"/>
+              </w:rPr>
               <w:t xml:space="preserve">26,831,117</w:t>
             </w:r>
           </w:p>
         </w:tc>
         <w:tc>
-          <w:tcPr/>
+          <w:tcPr>
+            <w:tcW w:type="dxa" w:w="1800"/>
+            <w:vAlign w:val="center"/>
+            <w:tcMar>
+              <w:top w:w="45" w:type="dxa"/>
+              <w:left w:w="45" w:type="dxa"/>
+              <w:bottom w:w="45" w:type="dxa"/>
+              <w:right w:w="45" w:type="dxa"/>
+            </w:tcMar>
+          </w:tcPr>
           <w:p>
             <w:pPr>
-              <w:pStyle w:val="Compact"/>
+              <w:pStyle w:val="CQGSmallTable"/>
+              <w:keepLines/>
               <w:jc w:val="center"/>
             </w:pPr>
             <w:r>
-              <w:t xml:space="preserve">53,285</w:t>
+              <w:rPr>
+                <w:rFonts w:ascii="Times New Roman" w:hAnsi="Times New Roman"/>
+                <w:sz w:val="17"/>
+              </w:rPr>
+              <w:t xml:space="preserve">53,285 / 0</w:t>
             </w:r>
           </w:p>
         </w:tc>
         <w:tc>
-          <w:tcPr/>
+          <w:tcPr>
+            <w:tcW w:type="dxa" w:w="1800"/>
+            <w:vAlign w:val="center"/>
+            <w:tcMar>
+              <w:top w:w="45" w:type="dxa"/>
+              <w:left w:w="45" w:type="dxa"/>
+              <w:bottom w:w="45" w:type="dxa"/>
+              <w:right w:w="45" w:type="dxa"/>
+            </w:tcMar>
+          </w:tcPr>
           <w:p>
             <w:pPr>
-              <w:pStyle w:val="Compact"/>
-              <w:jc w:val="center"/>
-            </w:pPr>
-            <w:r>
-              <w:t xml:space="preserve">0</w:t>
-            </w:r>
-          </w:p>
-        </w:tc>
-        <w:tc>
-          <w:tcPr/>
-          <w:p>
-            <w:pPr>
-              <w:pStyle w:val="Compact"/>
-              <w:jc w:val="center"/>
-            </w:pPr>
-            <m:oMath>
-              <m:r>
-                <m:rPr>
-                  <m:sty m:val="p"/>
-                </m:rPr>
-                <m:t>[</m:t>
-              </m:r>
-              <m:r>
-                <m:t>56.205871</m:t>
-              </m:r>
-              <m:r>
-                <m:rPr>
-                  <m:sty m:val="p"/>
-                </m:rPr>
-                <m:t>,</m:t>
-              </m:r>
-            </m:oMath>
-          </w:p>
-        </w:tc>
-        <w:tc>
-          <w:tcPr/>
-          <w:p>
-            <w:pPr>
-              <w:pStyle w:val="Compact"/>
-              <w:jc w:val="center"/>
-            </w:pPr>
-            <m:oMath>
-              <m:r>
-                <m:rPr>
-                  <m:sty m:val="p"/>
-                </m:rPr>
-                <m:t>[</m:t>
-              </m:r>
-              <m:r>
-                <m:rPr>
-                  <m:sty m:val="p"/>
-                </m:rPr>
-                <m:t>−</m:t>
-              </m:r>
-              <m:r>
-                <m:t>0.854796</m:t>
-              </m:r>
-              <m:r>
-                <m:rPr>
-                  <m:sty m:val="p"/>
-                </m:rPr>
-                <m:t>,</m:t>
-              </m:r>
-            </m:oMath>
-          </w:p>
-        </w:tc>
-        <w:tc>
-          <w:tcPr/>
-          <w:p>
-            <w:pPr>
-              <w:pStyle w:val="Compact"/>
-              <w:jc w:val="center"/>
-            </w:pPr>
-            <m:oMath>
-              <m:r>
-                <m:t>1.419420</m:t>
-              </m:r>
-            </m:oMath>
-          </w:p>
-        </w:tc>
-        <w:tc>
-          <w:tcPr/>
-          <w:p>
-            <w:pPr>
-              <w:pStyle w:val="Compact"/>
+              <w:pStyle w:val="CQGSmallTable"/>
+              <w:keepLines/>
               <w:jc w:val="center"/>
             </w:pPr>
             <w:r>
               <w:rPr>
+                <w:rFonts w:ascii="Times New Roman" w:hAnsi="Times New Roman"/>
                 <w:b/>
                 <w:bCs/>
+                <w:sz w:val="17"/>
               </w:rPr>
               <w:t xml:space="preserve">CONCORDANT</w:t>
             </w:r>
@@ -14282,372 +14257,181 @@
       </w:tr>
       <w:tr>
         <w:tc>
-          <w:tcPr/>
+          <w:tcPr>
+            <w:tcW w:type="dxa" w:w="936"/>
+            <w:vAlign w:val="center"/>
+            <w:tcMar>
+              <w:top w:w="45" w:type="dxa"/>
+              <w:left w:w="45" w:type="dxa"/>
+              <w:bottom w:w="45" w:type="dxa"/>
+              <w:right w:w="45" w:type="dxa"/>
+            </w:tcMar>
+          </w:tcPr>
           <w:p>
             <w:pPr>
-              <w:pStyle w:val="Compact"/>
-            </w:pPr>
-          </w:p>
-        </w:tc>
-        <w:tc>
-          <w:tcPr/>
-          <w:p>
-            <w:pPr>
-              <w:pStyle w:val="Compact"/>
-            </w:pPr>
-          </w:p>
-        </w:tc>
-        <w:tc>
-          <w:tcPr/>
-          <w:p>
-            <w:pPr>
-              <w:pStyle w:val="Compact"/>
-              <w:jc w:val="center"/>
-            </w:pPr>
-            <m:oMath>
-              <m:phant>
-                <m:phantPr>
-                  <m:show m:val="off"/>
-                </m:phantPr>
-                <m:e>
-                  <m:r>
-                    <m:rPr>
-                      <m:sty m:val="p"/>
-                    </m:rPr>
-                    <m:t>[</m:t>
-                  </m:r>
-                </m:e>
-              </m:phant>
-              <m:r>
-                <m:t>57.060667</m:t>
-              </m:r>
-              <m:r>
-                <m:rPr>
-                  <m:sty m:val="p"/>
-                </m:rPr>
-                <m:t>]</m:t>
-              </m:r>
-            </m:oMath>
-          </w:p>
-        </w:tc>
-        <w:tc>
-          <w:tcPr/>
-          <w:p>
-            <w:pPr>
-              <w:pStyle w:val="Compact"/>
-            </w:pPr>
-          </w:p>
-        </w:tc>
-        <w:tc>
-          <w:tcPr/>
-          <w:p>
-            <w:pPr>
-              <w:pStyle w:val="Compact"/>
-            </w:pPr>
-          </w:p>
-        </w:tc>
-        <w:tc>
-          <w:tcPr/>
-          <w:p>
-            <w:pPr>
-              <w:pStyle w:val="Compact"/>
-            </w:pPr>
-          </w:p>
-        </w:tc>
-        <w:tc>
-          <w:tcPr/>
-          <w:p>
-            <w:pPr>
-              <w:pStyle w:val="Compact"/>
-            </w:pPr>
-          </w:p>
-        </w:tc>
-        <w:tc>
-          <w:tcPr/>
-          <w:p>
-            <w:pPr>
-              <w:pStyle w:val="Compact"/>
-              <w:jc w:val="center"/>
-            </w:pPr>
-            <m:oMath>
-              <m:phant>
-                <m:phantPr>
-                  <m:show m:val="off"/>
-                </m:phantPr>
-                <m:e>
-                  <m:r>
-                    <m:rPr>
-                      <m:sty m:val="p"/>
-                    </m:rPr>
-                    <m:t>[</m:t>
-                  </m:r>
-                </m:e>
-              </m:phant>
-              <m:r>
-                <m:t>57.169553</m:t>
-              </m:r>
-              <m:r>
-                <m:rPr>
-                  <m:sty m:val="p"/>
-                </m:rPr>
-                <m:t>]</m:t>
-              </m:r>
-            </m:oMath>
-          </w:p>
-        </w:tc>
-        <w:tc>
-          <w:tcPr/>
-          <w:p>
-            <w:pPr>
-              <w:pStyle w:val="Compact"/>
-              <w:jc w:val="center"/>
-            </w:pPr>
-            <m:oMath>
-              <m:phant>
-                <m:phantPr>
-                  <m:show m:val="off"/>
-                </m:phantPr>
-                <m:e>
-                  <m:r>
-                    <m:rPr>
-                      <m:sty m:val="p"/>
-                    </m:rPr>
-                    <m:t>[</m:t>
-                  </m:r>
-                </m:e>
-              </m:phant>
-              <m:r>
-                <m:rPr>
-                  <m:sty m:val="p"/>
-                </m:rPr>
-                <m:t>+</m:t>
-              </m:r>
-              <m:r>
-                <m:t>0.676594</m:t>
-              </m:r>
-              <m:r>
-                <m:rPr>
-                  <m:sty m:val="p"/>
-                </m:rPr>
-                <m:t>]</m:t>
-              </m:r>
-            </m:oMath>
-          </w:p>
-        </w:tc>
-        <w:tc>
-          <w:tcPr/>
-          <w:p>
-            <w:pPr>
-              <w:pStyle w:val="Compact"/>
-            </w:pPr>
-          </w:p>
-        </w:tc>
-        <w:tc>
-          <w:tcPr/>
-          <w:p>
-            <w:pPr>
-              <w:pStyle w:val="Compact"/>
-            </w:pPr>
-          </w:p>
-        </w:tc>
-      </w:tr>
-      <w:tr>
-        <w:tc>
-          <w:tcPr/>
-          <w:p>
-            <w:pPr>
-              <w:pStyle w:val="Compact"/>
+              <w:pStyle w:val="CQGSmallTable"/>
+              <w:keepLines/>
               <w:jc w:val="center"/>
             </w:pPr>
             <m:oMath>
               <m:r>
+                <w:rPr>
+                  <w:sz w:val="17"/>
+                  <w:szCs w:val="17"/>
+                </w:rPr>
                 <m:t>0.1867</m:t>
               </m:r>
             </m:oMath>
           </w:p>
         </w:tc>
         <w:tc>
-          <w:tcPr/>
+          <w:tcPr>
+            <w:tcW w:type="dxa" w:w="792"/>
+            <w:vAlign w:val="center"/>
+            <w:tcMar>
+              <w:top w:w="45" w:type="dxa"/>
+              <w:left w:w="45" w:type="dxa"/>
+              <w:bottom w:w="45" w:type="dxa"/>
+              <w:right w:w="45" w:type="dxa"/>
+            </w:tcMar>
+          </w:tcPr>
           <w:p>
             <w:pPr>
-              <w:pStyle w:val="Compact"/>
+              <w:pStyle w:val="CQGSmallTable"/>
+              <w:keepLines/>
               <w:jc w:val="center"/>
             </w:pPr>
             <m:oMath>
               <m:r>
+                <w:rPr>
+                  <w:sz w:val="17"/>
+                  <w:szCs w:val="17"/>
+                </w:rPr>
                 <m:t>1.4</m:t>
               </m:r>
             </m:oMath>
           </w:p>
         </w:tc>
         <w:tc>
-          <w:tcPr/>
+          <w:tcPr>
+            <w:tcW w:type="dxa" w:w="1080"/>
+            <w:vAlign w:val="center"/>
+            <w:tcMar>
+              <w:top w:w="45" w:type="dxa"/>
+              <w:left w:w="45" w:type="dxa"/>
+              <w:bottom w:w="45" w:type="dxa"/>
+              <w:right w:w="45" w:type="dxa"/>
+            </w:tcMar>
+          </w:tcPr>
           <w:p>
             <w:pPr>
-              <w:pStyle w:val="Compact"/>
+              <w:pStyle w:val="CQGSmallTable"/>
+              <w:keepLines/>
               <w:jc w:val="center"/>
             </w:pPr>
             <m:oMath>
               <m:r>
-                <m:rPr>
-                  <m:sty m:val="p"/>
-                </m:rPr>
-                <m:t>[</m:t>
-              </m:r>
-              <m:r>
-                <m:t>64.336198</m:t>
-              </m:r>
-              <m:r>
-                <m:rPr>
-                  <m:sty m:val="p"/>
-                </m:rPr>
-                <m:t>,</m:t>
-              </m:r>
-            </m:oMath>
-          </w:p>
-        </w:tc>
-        <w:tc>
-          <w:tcPr/>
-          <w:p>
-            <w:pPr>
-              <w:pStyle w:val="Compact"/>
-              <w:jc w:val="center"/>
-            </w:pPr>
-            <m:oMath>
-              <m:r>
+                <w:rPr>
+                  <w:sz w:val="17"/>
+                  <w:szCs w:val="17"/>
+                </w:rPr>
                 <m:t>k</m:t>
               </m:r>
               <m:r>
                 <m:rPr>
                   <m:sty m:val="p"/>
                 </m:rPr>
+                <w:rPr>
+                  <w:sz w:val="17"/>
+                  <w:szCs w:val="17"/>
+                </w:rPr>
                 <m:t>=</m:t>
               </m:r>
               <m:r>
+                <w:rPr>
+                  <w:sz w:val="17"/>
+                  <w:szCs w:val="17"/>
+                </w:rPr>
                 <m:t>1</m:t>
               </m:r>
             </m:oMath>
           </w:p>
         </w:tc>
         <w:tc>
-          <w:tcPr/>
+          <w:tcPr>
+            <w:tcW w:type="dxa" w:w="1728"/>
+            <w:vAlign w:val="center"/>
+            <w:tcMar>
+              <w:top w:w="45" w:type="dxa"/>
+              <w:left w:w="45" w:type="dxa"/>
+              <w:bottom w:w="45" w:type="dxa"/>
+              <w:right w:w="45" w:type="dxa"/>
+            </w:tcMar>
+          </w:tcPr>
           <w:p>
             <w:pPr>
-              <w:pStyle w:val="Compact"/>
+              <w:pStyle w:val="CQGSmallTable"/>
+              <w:keepLines/>
               <w:jc w:val="center"/>
             </w:pPr>
             <w:r>
+              <w:rPr>
+                <w:rFonts w:ascii="Times New Roman" w:hAnsi="Times New Roman"/>
+                <w:sz w:val="17"/>
+              </w:rPr>
               <w:t xml:space="preserve">15,057,284</w:t>
             </w:r>
           </w:p>
         </w:tc>
         <w:tc>
-          <w:tcPr/>
+          <w:tcPr>
+            <w:tcW w:type="dxa" w:w="1800"/>
+            <w:vAlign w:val="center"/>
+            <w:tcMar>
+              <w:top w:w="45" w:type="dxa"/>
+              <w:left w:w="45" w:type="dxa"/>
+              <w:bottom w:w="45" w:type="dxa"/>
+              <w:right w:w="45" w:type="dxa"/>
+            </w:tcMar>
+          </w:tcPr>
           <w:p>
             <w:pPr>
-              <w:pStyle w:val="Compact"/>
+              <w:pStyle w:val="CQGSmallTable"/>
+              <w:keepLines/>
               <w:jc w:val="center"/>
             </w:pPr>
             <w:r>
-              <w:t xml:space="preserve">53,829</w:t>
+              <w:rPr>
+                <w:rFonts w:ascii="Times New Roman" w:hAnsi="Times New Roman"/>
+                <w:sz w:val="17"/>
+              </w:rPr>
+              <w:t xml:space="preserve">53,829 / 1</w:t>
             </w:r>
           </w:p>
         </w:tc>
         <w:tc>
-          <w:tcPr/>
+          <w:tcPr>
+            <w:tcW w:type="dxa" w:w="1800"/>
+            <w:vAlign w:val="center"/>
+            <w:tcMar>
+              <w:top w:w="45" w:type="dxa"/>
+              <w:left w:w="45" w:type="dxa"/>
+              <w:bottom w:w="45" w:type="dxa"/>
+              <w:right w:w="45" w:type="dxa"/>
+            </w:tcMar>
+          </w:tcPr>
           <w:p>
             <w:pPr>
-              <w:pStyle w:val="Compact"/>
-              <w:jc w:val="center"/>
-            </w:pPr>
-            <w:r>
-              <w:t xml:space="preserve">1</w:t>
-            </w:r>
-          </w:p>
-        </w:tc>
-        <w:tc>
-          <w:tcPr/>
-          <w:p>
-            <w:pPr>
-              <w:pStyle w:val="Compact"/>
-              <w:jc w:val="center"/>
-            </w:pPr>
-            <m:oMath>
-              <m:r>
-                <m:rPr>
-                  <m:sty m:val="p"/>
-                </m:rPr>
-                <m:t>[</m:t>
-              </m:r>
-              <m:r>
-                <m:t>64.307488</m:t>
-              </m:r>
-              <m:r>
-                <m:rPr>
-                  <m:sty m:val="p"/>
-                </m:rPr>
-                <m:t>,</m:t>
-              </m:r>
-            </m:oMath>
-          </w:p>
-        </w:tc>
-        <w:tc>
-          <w:tcPr/>
-          <w:p>
-            <w:pPr>
-              <w:pStyle w:val="Compact"/>
-              <w:jc w:val="center"/>
-            </w:pPr>
-            <m:oMath>
-              <m:r>
-                <m:rPr>
-                  <m:sty m:val="p"/>
-                </m:rPr>
-                <m:t>[</m:t>
-              </m:r>
-              <m:r>
-                <m:rPr>
-                  <m:sty m:val="p"/>
-                </m:rPr>
-                <m:t>−</m:t>
-              </m:r>
-              <m:r>
-                <m:t>0.675256</m:t>
-              </m:r>
-              <m:r>
-                <m:rPr>
-                  <m:sty m:val="p"/>
-                </m:rPr>
-                <m:t>,</m:t>
-              </m:r>
-            </m:oMath>
-          </w:p>
-        </w:tc>
-        <w:tc>
-          <w:tcPr/>
-          <w:p>
-            <w:pPr>
-              <w:pStyle w:val="Compact"/>
-              <w:jc w:val="center"/>
-            </w:pPr>
-            <m:oMath>
-              <m:r>
-                <m:t>1.616487</m:t>
-              </m:r>
-            </m:oMath>
-          </w:p>
-        </w:tc>
-        <w:tc>
-          <w:tcPr/>
-          <w:p>
-            <w:pPr>
-              <w:pStyle w:val="Compact"/>
+              <w:pStyle w:val="CQGSmallTable"/>
+              <w:keepLines/>
               <w:jc w:val="center"/>
             </w:pPr>
             <w:r>
               <w:rPr>
+                <w:rFonts w:ascii="Times New Roman" w:hAnsi="Times New Roman"/>
                 <w:b/>
                 <w:bCs/>
+                <w:sz w:val="17"/>
               </w:rPr>
               <w:t xml:space="preserve">CONCORDANT</w:t>
             </w:r>
@@ -14656,372 +14440,181 @@
       </w:tr>
       <w:tr>
         <w:tc>
-          <w:tcPr/>
+          <w:tcPr>
+            <w:tcW w:type="dxa" w:w="936"/>
+            <w:vAlign w:val="center"/>
+            <w:tcMar>
+              <w:top w:w="45" w:type="dxa"/>
+              <w:left w:w="45" w:type="dxa"/>
+              <w:bottom w:w="45" w:type="dxa"/>
+              <w:right w:w="45" w:type="dxa"/>
+            </w:tcMar>
+          </w:tcPr>
           <w:p>
             <w:pPr>
-              <w:pStyle w:val="Compact"/>
-            </w:pPr>
-          </w:p>
-        </w:tc>
-        <w:tc>
-          <w:tcPr/>
-          <w:p>
-            <w:pPr>
-              <w:pStyle w:val="Compact"/>
-            </w:pPr>
-          </w:p>
-        </w:tc>
-        <w:tc>
-          <w:tcPr/>
-          <w:p>
-            <w:pPr>
-              <w:pStyle w:val="Compact"/>
-              <w:jc w:val="center"/>
-            </w:pPr>
-            <m:oMath>
-              <m:phant>
-                <m:phantPr>
-                  <m:show m:val="off"/>
-                </m:phantPr>
-                <m:e>
-                  <m:r>
-                    <m:rPr>
-                      <m:sty m:val="p"/>
-                    </m:rPr>
-                    <m:t>[</m:t>
-                  </m:r>
-                </m:e>
-              </m:phant>
-              <m:r>
-                <m:t>64.982744</m:t>
-              </m:r>
-              <m:r>
-                <m:rPr>
-                  <m:sty m:val="p"/>
-                </m:rPr>
-                <m:t>]</m:t>
-              </m:r>
-            </m:oMath>
-          </w:p>
-        </w:tc>
-        <w:tc>
-          <w:tcPr/>
-          <w:p>
-            <w:pPr>
-              <w:pStyle w:val="Compact"/>
-            </w:pPr>
-          </w:p>
-        </w:tc>
-        <w:tc>
-          <w:tcPr/>
-          <w:p>
-            <w:pPr>
-              <w:pStyle w:val="Compact"/>
-            </w:pPr>
-          </w:p>
-        </w:tc>
-        <w:tc>
-          <w:tcPr/>
-          <w:p>
-            <w:pPr>
-              <w:pStyle w:val="Compact"/>
-            </w:pPr>
-          </w:p>
-        </w:tc>
-        <w:tc>
-          <w:tcPr/>
-          <w:p>
-            <w:pPr>
-              <w:pStyle w:val="Compact"/>
-            </w:pPr>
-          </w:p>
-        </w:tc>
-        <w:tc>
-          <w:tcPr/>
-          <w:p>
-            <w:pPr>
-              <w:pStyle w:val="Compact"/>
-              <w:jc w:val="center"/>
-            </w:pPr>
-            <m:oMath>
-              <m:phant>
-                <m:phantPr>
-                  <m:show m:val="off"/>
-                </m:phantPr>
-                <m:e>
-                  <m:r>
-                    <m:rPr>
-                      <m:sty m:val="p"/>
-                    </m:rPr>
-                    <m:t>[</m:t>
-                  </m:r>
-                </m:e>
-              </m:phant>
-              <m:r>
-                <m:t>65.405648</m:t>
-              </m:r>
-              <m:r>
-                <m:rPr>
-                  <m:sty m:val="p"/>
-                </m:rPr>
-                <m:t>]</m:t>
-              </m:r>
-            </m:oMath>
-          </w:p>
-        </w:tc>
-        <w:tc>
-          <w:tcPr/>
-          <w:p>
-            <w:pPr>
-              <w:pStyle w:val="Compact"/>
-              <w:jc w:val="center"/>
-            </w:pPr>
-            <m:oMath>
-              <m:phant>
-                <m:phantPr>
-                  <m:show m:val="off"/>
-                </m:phantPr>
-                <m:e>
-                  <m:r>
-                    <m:rPr>
-                      <m:sty m:val="p"/>
-                    </m:rPr>
-                    <m:t>[</m:t>
-                  </m:r>
-                </m:e>
-              </m:phant>
-              <m:r>
-                <m:rPr>
-                  <m:sty m:val="p"/>
-                </m:rPr>
-                <m:t>+</m:t>
-              </m:r>
-              <m:r>
-                <m:t>1.069450</m:t>
-              </m:r>
-              <m:r>
-                <m:rPr>
-                  <m:sty m:val="p"/>
-                </m:rPr>
-                <m:t>]</m:t>
-              </m:r>
-            </m:oMath>
-          </w:p>
-        </w:tc>
-        <w:tc>
-          <w:tcPr/>
-          <w:p>
-            <w:pPr>
-              <w:pStyle w:val="Compact"/>
-            </w:pPr>
-          </w:p>
-        </w:tc>
-        <w:tc>
-          <w:tcPr/>
-          <w:p>
-            <w:pPr>
-              <w:pStyle w:val="Compact"/>
-            </w:pPr>
-          </w:p>
-        </w:tc>
-      </w:tr>
-      <w:tr>
-        <w:tc>
-          <w:tcPr/>
-          <w:p>
-            <w:pPr>
-              <w:pStyle w:val="Compact"/>
+              <w:pStyle w:val="CQGSmallTable"/>
+              <w:keepLines/>
               <w:jc w:val="center"/>
             </w:pPr>
             <m:oMath>
               <m:r>
+                <w:rPr>
+                  <w:sz w:val="17"/>
+                  <w:szCs w:val="17"/>
+                </w:rPr>
                 <m:t>0.2400</m:t>
               </m:r>
             </m:oMath>
           </w:p>
         </w:tc>
         <w:tc>
-          <w:tcPr/>
+          <w:tcPr>
+            <w:tcW w:type="dxa" w:w="792"/>
+            <w:vAlign w:val="center"/>
+            <w:tcMar>
+              <w:top w:w="45" w:type="dxa"/>
+              <w:left w:w="45" w:type="dxa"/>
+              <w:bottom w:w="45" w:type="dxa"/>
+              <w:right w:w="45" w:type="dxa"/>
+            </w:tcMar>
+          </w:tcPr>
           <w:p>
             <w:pPr>
-              <w:pStyle w:val="Compact"/>
+              <w:pStyle w:val="CQGSmallTable"/>
+              <w:keepLines/>
               <w:jc w:val="center"/>
             </w:pPr>
             <m:oMath>
               <m:r>
+                <w:rPr>
+                  <w:sz w:val="17"/>
+                  <w:szCs w:val="17"/>
+                </w:rPr>
                 <m:t>1.8</m:t>
               </m:r>
             </m:oMath>
           </w:p>
         </w:tc>
         <w:tc>
-          <w:tcPr/>
+          <w:tcPr>
+            <w:tcW w:type="dxa" w:w="1080"/>
+            <w:vAlign w:val="center"/>
+            <w:tcMar>
+              <w:top w:w="45" w:type="dxa"/>
+              <w:left w:w="45" w:type="dxa"/>
+              <w:bottom w:w="45" w:type="dxa"/>
+              <w:right w:w="45" w:type="dxa"/>
+            </w:tcMar>
+          </w:tcPr>
           <w:p>
             <w:pPr>
-              <w:pStyle w:val="Compact"/>
+              <w:pStyle w:val="CQGSmallTable"/>
+              <w:keepLines/>
               <w:jc w:val="center"/>
             </w:pPr>
             <m:oMath>
               <m:r>
-                <m:rPr>
-                  <m:sty m:val="p"/>
-                </m:rPr>
-                <m:t>[</m:t>
-              </m:r>
-              <m:r>
-                <m:t>73.968637</m:t>
-              </m:r>
-              <m:r>
-                <m:rPr>
-                  <m:sty m:val="p"/>
-                </m:rPr>
-                <m:t>,</m:t>
-              </m:r>
-            </m:oMath>
-          </w:p>
-        </w:tc>
-        <w:tc>
-          <w:tcPr/>
-          <w:p>
-            <w:pPr>
-              <w:pStyle w:val="Compact"/>
-              <w:jc w:val="center"/>
-            </w:pPr>
-            <m:oMath>
-              <m:r>
+                <w:rPr>
+                  <w:sz w:val="17"/>
+                  <w:szCs w:val="17"/>
+                </w:rPr>
                 <m:t>k</m:t>
               </m:r>
               <m:r>
                 <m:rPr>
                   <m:sty m:val="p"/>
                 </m:rPr>
+                <w:rPr>
+                  <w:sz w:val="17"/>
+                  <w:szCs w:val="17"/>
+                </w:rPr>
                 <m:t>=</m:t>
               </m:r>
               <m:r>
+                <w:rPr>
+                  <w:sz w:val="17"/>
+                  <w:szCs w:val="17"/>
+                </w:rPr>
                 <m:t>0</m:t>
               </m:r>
             </m:oMath>
           </w:p>
         </w:tc>
         <w:tc>
-          <w:tcPr/>
+          <w:tcPr>
+            <w:tcW w:type="dxa" w:w="1728"/>
+            <w:vAlign w:val="center"/>
+            <w:tcMar>
+              <w:top w:w="45" w:type="dxa"/>
+              <w:left w:w="45" w:type="dxa"/>
+              <w:bottom w:w="45" w:type="dxa"/>
+              <w:right w:w="45" w:type="dxa"/>
+            </w:tcMar>
+          </w:tcPr>
           <w:p>
             <w:pPr>
-              <w:pStyle w:val="Compact"/>
+              <w:pStyle w:val="CQGSmallTable"/>
+              <w:keepLines/>
               <w:jc w:val="center"/>
             </w:pPr>
             <w:r>
+              <w:rPr>
+                <w:rFonts w:ascii="Times New Roman" w:hAnsi="Times New Roman"/>
+                <w:sz w:val="17"/>
+              </w:rPr>
               <w:t xml:space="preserve">9,847,124</w:t>
             </w:r>
           </w:p>
         </w:tc>
         <w:tc>
-          <w:tcPr/>
+          <w:tcPr>
+            <w:tcW w:type="dxa" w:w="1800"/>
+            <w:vAlign w:val="center"/>
+            <w:tcMar>
+              <w:top w:w="45" w:type="dxa"/>
+              <w:left w:w="45" w:type="dxa"/>
+              <w:bottom w:w="45" w:type="dxa"/>
+              <w:right w:w="45" w:type="dxa"/>
+            </w:tcMar>
+          </w:tcPr>
           <w:p>
             <w:pPr>
-              <w:pStyle w:val="Compact"/>
+              <w:pStyle w:val="CQGSmallTable"/>
+              <w:keepLines/>
               <w:jc w:val="center"/>
             </w:pPr>
             <w:r>
-              <w:t xml:space="preserve">53,513</w:t>
+              <w:rPr>
+                <w:rFonts w:ascii="Times New Roman" w:hAnsi="Times New Roman"/>
+                <w:sz w:val="17"/>
+              </w:rPr>
+              <w:t xml:space="preserve">53,513 / 0</w:t>
             </w:r>
           </w:p>
         </w:tc>
         <w:tc>
-          <w:tcPr/>
+          <w:tcPr>
+            <w:tcW w:type="dxa" w:w="1800"/>
+            <w:vAlign w:val="center"/>
+            <w:tcMar>
+              <w:top w:w="45" w:type="dxa"/>
+              <w:left w:w="45" w:type="dxa"/>
+              <w:bottom w:w="45" w:type="dxa"/>
+              <w:right w:w="45" w:type="dxa"/>
+            </w:tcMar>
+          </w:tcPr>
           <w:p>
             <w:pPr>
-              <w:pStyle w:val="Compact"/>
-              <w:jc w:val="center"/>
-            </w:pPr>
-            <w:r>
-              <w:t xml:space="preserve">0</w:t>
-            </w:r>
-          </w:p>
-        </w:tc>
-        <w:tc>
-          <w:tcPr/>
-          <w:p>
-            <w:pPr>
-              <w:pStyle w:val="Compact"/>
-              <w:jc w:val="center"/>
-            </w:pPr>
-            <m:oMath>
-              <m:r>
-                <m:rPr>
-                  <m:sty m:val="p"/>
-                </m:rPr>
-                <m:t>[</m:t>
-              </m:r>
-              <m:r>
-                <m:t>73.695211</m:t>
-              </m:r>
-              <m:r>
-                <m:rPr>
-                  <m:sty m:val="p"/>
-                </m:rPr>
-                <m:t>,</m:t>
-              </m:r>
-            </m:oMath>
-          </w:p>
-        </w:tc>
-        <w:tc>
-          <w:tcPr/>
-          <w:p>
-            <w:pPr>
-              <w:pStyle w:val="Compact"/>
-              <w:jc w:val="center"/>
-            </w:pPr>
-            <m:oMath>
-              <m:r>
-                <m:rPr>
-                  <m:sty m:val="p"/>
-                </m:rPr>
-                <m:t>[</m:t>
-              </m:r>
-              <m:r>
-                <m:rPr>
-                  <m:sty m:val="p"/>
-                </m:rPr>
-                <m:t>−</m:t>
-              </m:r>
-              <m:r>
-                <m:t>1.016709</m:t>
-              </m:r>
-              <m:r>
-                <m:rPr>
-                  <m:sty m:val="p"/>
-                </m:rPr>
-                <m:t>,</m:t>
-              </m:r>
-            </m:oMath>
-          </w:p>
-        </w:tc>
-        <w:tc>
-          <w:tcPr/>
-          <w:p>
-            <w:pPr>
-              <w:pStyle w:val="Compact"/>
-              <w:jc w:val="center"/>
-            </w:pPr>
-            <m:oMath>
-              <m:r>
-                <m:t>1.858507</m:t>
-              </m:r>
-            </m:oMath>
-          </w:p>
-        </w:tc>
-        <w:tc>
-          <w:tcPr/>
-          <w:p>
-            <w:pPr>
-              <w:pStyle w:val="Compact"/>
+              <w:pStyle w:val="CQGSmallTable"/>
+              <w:keepLines/>
               <w:jc w:val="center"/>
             </w:pPr>
             <w:r>
               <w:rPr>
+                <w:rFonts w:ascii="Times New Roman" w:hAnsi="Times New Roman"/>
                 <w:b/>
                 <w:bCs/>
+                <w:sz w:val="17"/>
               </w:rPr>
               <w:t xml:space="preserve">CONCORDANT</w:t>
             </w:r>
@@ -15030,209 +14623,388 @@
       </w:tr>
       <w:tr>
         <w:tc>
-          <w:tcPr/>
+          <w:tcPr>
+            <w:tcW w:type="dxa" w:w="936"/>
+            <w:vAlign w:val="center"/>
+            <w:tcMar>
+              <w:top w:w="45" w:type="dxa"/>
+              <w:left w:w="45" w:type="dxa"/>
+              <w:bottom w:w="45" w:type="dxa"/>
+              <w:right w:w="45" w:type="dxa"/>
+            </w:tcMar>
+          </w:tcPr>
           <w:p>
             <w:pPr>
-              <w:pStyle w:val="Compact"/>
-            </w:pPr>
-          </w:p>
-        </w:tc>
-        <w:tc>
-          <w:tcPr/>
-          <w:p>
-            <w:pPr>
-              <w:pStyle w:val="Compact"/>
-            </w:pPr>
-          </w:p>
-        </w:tc>
-        <w:tc>
-          <w:tcPr/>
-          <w:p>
-            <w:pPr>
-              <w:pStyle w:val="Compact"/>
-              <w:jc w:val="center"/>
-            </w:pPr>
-            <m:oMath>
-              <m:phant>
-                <m:phantPr>
-                  <m:show m:val="off"/>
-                </m:phantPr>
-                <m:e>
-                  <m:r>
-                    <m:rPr>
-                      <m:sty m:val="p"/>
-                    </m:rPr>
-                    <m:t>[</m:t>
-                  </m:r>
-                </m:e>
-              </m:phant>
-              <m:r>
-                <m:t>74.711920</m:t>
-              </m:r>
-              <m:r>
-                <m:rPr>
-                  <m:sty m:val="p"/>
-                </m:rPr>
-                <m:t>]</m:t>
-              </m:r>
-            </m:oMath>
-          </w:p>
-        </w:tc>
-        <w:tc>
-          <w:tcPr/>
-          <w:p>
-            <w:pPr>
-              <w:pStyle w:val="Compact"/>
-            </w:pPr>
-          </w:p>
-        </w:tc>
-        <w:tc>
-          <w:tcPr/>
-          <w:p>
-            <w:pPr>
-              <w:pStyle w:val="Compact"/>
-            </w:pPr>
-          </w:p>
-        </w:tc>
-        <w:tc>
-          <w:tcPr/>
-          <w:p>
-            <w:pPr>
-              <w:pStyle w:val="Compact"/>
-            </w:pPr>
-          </w:p>
-        </w:tc>
-        <w:tc>
-          <w:tcPr/>
-          <w:p>
-            <w:pPr>
-              <w:pStyle w:val="Compact"/>
-            </w:pPr>
-          </w:p>
-        </w:tc>
-        <w:tc>
-          <w:tcPr/>
-          <w:p>
-            <w:pPr>
-              <w:pStyle w:val="Compact"/>
-              <w:jc w:val="center"/>
-            </w:pPr>
-            <m:oMath>
-              <m:phant>
-                <m:phantPr>
-                  <m:show m:val="off"/>
-                </m:phantPr>
-                <m:e>
-                  <m:r>
-                    <m:rPr>
-                      <m:sty m:val="p"/>
-                    </m:rPr>
-                    <m:t>[</m:t>
-                  </m:r>
-                </m:e>
-              </m:phant>
-              <m:r>
-                <m:t>74.956037</m:t>
-              </m:r>
-              <m:r>
-                <m:rPr>
-                  <m:sty m:val="p"/>
-                </m:rPr>
-                <m:t>]</m:t>
-              </m:r>
-            </m:oMath>
-          </w:p>
-        </w:tc>
-        <w:tc>
-          <w:tcPr/>
-          <w:p>
-            <w:pPr>
-              <w:pStyle w:val="Compact"/>
-              <w:jc w:val="center"/>
-            </w:pPr>
-            <m:oMath>
-              <m:phant>
-                <m:phantPr>
-                  <m:show m:val="off"/>
-                </m:phantPr>
-                <m:e>
-                  <m:r>
-                    <m:rPr>
-                      <m:sty m:val="p"/>
-                    </m:rPr>
-                    <m:t>[</m:t>
-                  </m:r>
-                </m:e>
-              </m:phant>
-              <m:r>
-                <m:rPr>
-                  <m:sty m:val="p"/>
-                </m:rPr>
-                <m:t>+</m:t>
-              </m:r>
-              <m:r>
-                <m:t>0.987400</m:t>
-              </m:r>
-              <m:r>
-                <m:rPr>
-                  <m:sty m:val="p"/>
-                </m:rPr>
-                <m:t>]</m:t>
-              </m:r>
-            </m:oMath>
-          </w:p>
-        </w:tc>
-        <w:tc>
-          <w:tcPr/>
-          <w:p>
-            <w:pPr>
-              <w:pStyle w:val="Compact"/>
-            </w:pPr>
-          </w:p>
-        </w:tc>
-        <w:tc>
-          <w:tcPr/>
-          <w:p>
-            <w:pPr>
-              <w:pStyle w:val="Compact"/>
-            </w:pPr>
-          </w:p>
-        </w:tc>
-      </w:tr>
-      <w:tr>
-        <w:tc>
-          <w:tcPr/>
-          <w:p>
-            <w:pPr>
-              <w:pStyle w:val="Compact"/>
+              <w:pStyle w:val="CQGSmallTable"/>
+              <w:keepLines/>
               <w:jc w:val="center"/>
             </w:pPr>
             <m:oMath>
               <m:r>
+                <w:rPr>
+                  <w:sz w:val="17"/>
+                  <w:szCs w:val="17"/>
+                </w:rPr>
                 <m:t>0.4000</m:t>
               </m:r>
             </m:oMath>
           </w:p>
         </w:tc>
         <w:tc>
-          <w:tcPr/>
+          <w:tcPr>
+            <w:tcW w:type="dxa" w:w="792"/>
+            <w:vAlign w:val="center"/>
+            <w:tcMar>
+              <w:top w:w="45" w:type="dxa"/>
+              <w:left w:w="45" w:type="dxa"/>
+              <w:bottom w:w="45" w:type="dxa"/>
+              <w:right w:w="45" w:type="dxa"/>
+            </w:tcMar>
+          </w:tcPr>
           <w:p>
             <w:pPr>
-              <w:pStyle w:val="Compact"/>
+              <w:pStyle w:val="CQGSmallTable"/>
+              <w:keepLines/>
               <w:jc w:val="center"/>
             </w:pPr>
             <m:oMath>
               <m:r>
+                <w:rPr>
+                  <w:sz w:val="17"/>
+                  <w:szCs w:val="17"/>
+                </w:rPr>
                 <m:t>3.0</m:t>
               </m:r>
             </m:oMath>
           </w:p>
         </w:tc>
         <w:tc>
-          <w:tcPr/>
+          <w:tcPr>
+            <w:tcW w:type="dxa" w:w="1080"/>
+            <w:vAlign w:val="center"/>
+            <w:tcMar>
+              <w:top w:w="45" w:type="dxa"/>
+              <w:left w:w="45" w:type="dxa"/>
+              <w:bottom w:w="45" w:type="dxa"/>
+              <w:right w:w="45" w:type="dxa"/>
+            </w:tcMar>
+          </w:tcPr>
           <w:p>
             <w:pPr>
-              <w:pStyle w:val="Compact"/>
+              <w:pStyle w:val="CQGSmallTable"/>
+              <w:keepLines/>
+              <w:jc w:val="center"/>
+            </w:pPr>
+            <m:oMath>
+              <m:r>
+                <w:rPr>
+                  <w:sz w:val="17"/>
+                  <w:szCs w:val="17"/>
+                </w:rPr>
+                <m:t>k</m:t>
+              </m:r>
+              <m:r>
+                <m:rPr>
+                  <m:sty m:val="p"/>
+                </m:rPr>
+                <w:rPr>
+                  <w:sz w:val="17"/>
+                  <w:szCs w:val="17"/>
+                </w:rPr>
+                <m:t>=</m:t>
+              </m:r>
+              <m:r>
+                <w:rPr>
+                  <w:sz w:val="17"/>
+                  <w:szCs w:val="17"/>
+                </w:rPr>
+                <m:t>0</m:t>
+              </m:r>
+            </m:oMath>
+          </w:p>
+        </w:tc>
+        <w:tc>
+          <w:tcPr>
+            <w:tcW w:type="dxa" w:w="1728"/>
+            <w:vAlign w:val="center"/>
+            <w:tcMar>
+              <w:top w:w="45" w:type="dxa"/>
+              <w:left w:w="45" w:type="dxa"/>
+              <w:bottom w:w="45" w:type="dxa"/>
+              <w:right w:w="45" w:type="dxa"/>
+            </w:tcMar>
+          </w:tcPr>
+          <w:p>
+            <w:pPr>
+              <w:pStyle w:val="CQGSmallTable"/>
+              <w:keepLines/>
+              <w:jc w:val="center"/>
+            </w:pPr>
+            <w:r>
+              <w:rPr>
+                <w:rFonts w:ascii="Times New Roman" w:hAnsi="Times New Roman"/>
+                <w:sz w:val="17"/>
+              </w:rPr>
+              <w:t xml:space="preserve">4,605,671</w:t>
+            </w:r>
+          </w:p>
+        </w:tc>
+        <w:tc>
+          <w:tcPr>
+            <w:tcW w:type="dxa" w:w="1800"/>
+            <w:vAlign w:val="center"/>
+            <w:tcMar>
+              <w:top w:w="45" w:type="dxa"/>
+              <w:left w:w="45" w:type="dxa"/>
+              <w:bottom w:w="45" w:type="dxa"/>
+              <w:right w:w="45" w:type="dxa"/>
+            </w:tcMar>
+          </w:tcPr>
+          <w:p>
+            <w:pPr>
+              <w:pStyle w:val="CQGSmallTable"/>
+              <w:keepLines/>
+              <w:jc w:val="center"/>
+            </w:pPr>
+            <w:r>
+              <w:rPr>
+                <w:rFonts w:ascii="Times New Roman" w:hAnsi="Times New Roman"/>
+                <w:sz w:val="17"/>
+              </w:rPr>
+              <w:t xml:space="preserve">53,606 / 0</w:t>
+            </w:r>
+          </w:p>
+        </w:tc>
+        <w:tc>
+          <w:tcPr>
+            <w:tcW w:type="dxa" w:w="1800"/>
+            <w:vAlign w:val="center"/>
+            <w:tcMar>
+              <w:top w:w="45" w:type="dxa"/>
+              <w:left w:w="45" w:type="dxa"/>
+              <w:bottom w:w="45" w:type="dxa"/>
+              <w:right w:w="45" w:type="dxa"/>
+            </w:tcMar>
+          </w:tcPr>
+          <w:p>
+            <w:pPr>
+              <w:pStyle w:val="CQGSmallTable"/>
+              <w:keepLines/>
+              <w:jc w:val="center"/>
+            </w:pPr>
+            <w:r>
+              <w:rPr>
+                <w:rFonts w:ascii="Times New Roman" w:hAnsi="Times New Roman"/>
+                <w:b/>
+                <w:bCs/>
+                <w:sz w:val="17"/>
+              </w:rPr>
+              <w:t xml:space="preserve">CONCORDANT</w:t>
+            </w:r>
+          </w:p>
+        </w:tc>
+      </w:tr>
+    </w:tbl>
+    <w:p/>
+    <w:p>
+      <w:pPr>
+        <w:pStyle w:val="TableCaption"/>
+      </w:pPr>
+      <w:r>
+        <w:t xml:space="preserve">Table 5 (continued). Part (b) gives the certified-volume and</w:t>
+      </w:r>
+      <w:r>
+        <w:t xml:space="preserve"> </w:t>
+      </w:r>
+      <w:r>
+        <w:t xml:space="preserve">interval comparison used by the gate.</w:t>
+      </w:r>
+    </w:p>
+    <w:tbl>
+      <w:tblPr>
+        <w:tblStyle w:val="Table"/>
+        <w:tblW w:type="auto" w:w="0"/>
+        <w:jc w:val="center"/>
+        <w:tblLayout w:type="fixed"/>
+        <w:tblLook w:firstRow="1" w:lastRow="0" w:firstColumn="0" w:lastColumn="0" w:noHBand="0" w:noVBand="0" w:val="0020"/>
+        <w:tblCaption w:val="Table 5 (continued). Part (b) gives the certified-volume and interval comparison used by the gate."/>
+      </w:tblPr>
+      <w:tblGrid>
+        <w:gridCol w:w="1080"/>
+        <w:gridCol w:w="1656"/>
+        <w:gridCol w:w="5400"/>
+      </w:tblGrid>
+      <w:tr>
+        <w:trPr>
+          <w:tblHeader w:val="on"/>
+        </w:trPr>
+        <w:tc>
+          <w:tcPr>
+            <w:tcW w:type="dxa" w:w="1080"/>
+            <w:vAlign w:val="center"/>
+            <w:tcMar>
+              <w:top w:w="45" w:type="dxa"/>
+              <w:left w:w="45" w:type="dxa"/>
+              <w:bottom w:w="45" w:type="dxa"/>
+              <w:right w:w="45" w:type="dxa"/>
+            </w:tcMar>
+          </w:tcPr>
+          <w:p>
+            <w:pPr>
+              <w:pStyle w:val="CQGSmallTable"/>
+              <w:keepLines/>
+              <w:jc w:val="center"/>
+            </w:pPr>
+            <m:oMath>
+              <m:r>
+                <w:rPr>
+                  <w:sz w:val="17"/>
+                  <w:szCs w:val="17"/>
+                </w:rPr>
+                <m:t>μ</m:t>
+              </m:r>
+            </m:oMath>
+          </w:p>
+        </w:tc>
+        <w:tc>
+          <w:tcPr>
+            <w:tcW w:type="dxa" w:w="1656"/>
+            <w:vAlign w:val="center"/>
+            <w:tcMar>
+              <w:top w:w="45" w:type="dxa"/>
+              <w:left w:w="45" w:type="dxa"/>
+              <w:bottom w:w="45" w:type="dxa"/>
+              <w:right w:w="45" w:type="dxa"/>
+            </w:tcMar>
+          </w:tcPr>
+          <w:p>
+            <w:pPr>
+              <w:pStyle w:val="CQGSmallTable"/>
+              <w:keepLines/>
+              <w:jc w:val="center"/>
+            </w:pPr>
+            <w:r>
+              <w:rPr>
+                <w:rFonts w:ascii="Times New Roman" w:hAnsi="Times New Roman"/>
+                <w:sz w:val="17"/>
+              </w:rPr>
+              <w:t xml:space="preserve">quantity</w:t>
+            </w:r>
+          </w:p>
+        </w:tc>
+        <w:tc>
+          <w:tcPr>
+            <w:tcW w:type="dxa" w:w="5400"/>
+            <w:vAlign w:val="center"/>
+            <w:tcMar>
+              <w:top w:w="45" w:type="dxa"/>
+              <w:left w:w="45" w:type="dxa"/>
+              <w:bottom w:w="45" w:type="dxa"/>
+              <w:right w:w="45" w:type="dxa"/>
+            </w:tcMar>
+          </w:tcPr>
+          <w:p>
+            <w:pPr>
+              <w:pStyle w:val="CQGSmallTable"/>
+              <w:keepLines/>
+              <w:jc w:val="center"/>
+            </w:pPr>
+            <w:r>
+              <w:rPr>
+                <w:rFonts w:ascii="Times New Roman" w:hAnsi="Times New Roman"/>
+                <w:sz w:val="17"/>
+              </w:rPr>
+              <w:t xml:space="preserve">value or interval</w:t>
+            </w:r>
+          </w:p>
+        </w:tc>
+      </w:tr>
+      <w:tr>
+        <w:tc>
+          <w:tcPr>
+            <w:tcW w:type="dxa" w:w="1080"/>
+            <w:vAlign w:val="center"/>
+            <w:tcMar>
+              <w:top w:w="45" w:type="dxa"/>
+              <w:left w:w="45" w:type="dxa"/>
+              <w:bottom w:w="45" w:type="dxa"/>
+              <w:right w:w="45" w:type="dxa"/>
+            </w:tcMar>
+          </w:tcPr>
+          <w:p>
+            <w:pPr>
+              <w:pStyle w:val="CQGSmallTable"/>
+              <w:keepLines/>
+              <w:jc w:val="center"/>
+            </w:pPr>
+            <m:oMath>
+              <m:r>
+                <w:rPr>
+                  <w:sz w:val="17"/>
+                  <w:szCs w:val="17"/>
+                </w:rPr>
+                <m:t>0.1333</m:t>
+              </m:r>
+            </m:oMath>
+          </w:p>
+        </w:tc>
+        <w:tc>
+          <w:tcPr>
+            <w:tcW w:type="dxa" w:w="1656"/>
+            <w:vAlign w:val="center"/>
+            <w:tcMar>
+              <w:top w:w="45" w:type="dxa"/>
+              <w:left w:w="45" w:type="dxa"/>
+              <w:bottom w:w="45" w:type="dxa"/>
+              <w:right w:w="45" w:type="dxa"/>
+            </w:tcMar>
+          </w:tcPr>
+          <w:p>
+            <w:pPr>
+              <w:pStyle w:val="CQGSmallTable"/>
+              <w:keepLines/>
+              <w:jc w:val="center"/>
+            </w:pPr>
+            <w:r>
+              <w:rPr>
+                <w:rFonts w:ascii="Times New Roman" w:hAnsi="Times New Roman"/>
+                <w:sz w:val="17"/>
+              </w:rPr>
+              <w:t xml:space="preserve">certified</w:t>
+            </w:r>
+            <w:r>
+              <w:rPr>
+                <w:rFonts w:ascii="Times New Roman" w:hAnsi="Times New Roman"/>
+                <w:sz w:val="17"/>
+              </w:rPr>
+              <w:t xml:space="preserve"> </w:t>
+            </w:r>
+            <m:oMath>
+              <m:r>
+                <w:rPr>
+                  <w:sz w:val="17"/>
+                  <w:szCs w:val="17"/>
+                </w:rPr>
+                <m:t>V</m:t>
+              </m:r>
+            </m:oMath>
+          </w:p>
+        </w:tc>
+        <w:tc>
+          <w:tcPr>
+            <w:tcW w:type="dxa" w:w="5400"/>
+            <w:vAlign w:val="center"/>
+            <w:tcMar>
+              <w:top w:w="45" w:type="dxa"/>
+              <w:left w:w="45" w:type="dxa"/>
+              <w:bottom w:w="45" w:type="dxa"/>
+              <w:right w:w="45" w:type="dxa"/>
+            </w:tcMar>
+          </w:tcPr>
+          <w:p>
+            <w:pPr>
+              <w:pStyle w:val="CQGSmallTable"/>
+              <w:keepLines/>
               <w:jc w:val="center"/>
             </w:pPr>
             <m:oMath>
@@ -15240,84 +15012,122 @@
                 <m:rPr>
                   <m:sty m:val="p"/>
                 </m:rPr>
+                <w:rPr>
+                  <w:sz w:val="17"/>
+                  <w:szCs w:val="17"/>
+                </w:rPr>
                 <m:t>[</m:t>
               </m:r>
               <m:r>
-                <m:t>121.225021</m:t>
+                <w:rPr>
+                  <w:sz w:val="17"/>
+                  <w:szCs w:val="17"/>
+                </w:rPr>
+                <m:t>56.492959</m:t>
               </m:r>
               <m:r>
                 <m:rPr>
                   <m:sty m:val="p"/>
                 </m:rPr>
+                <w:rPr>
+                  <w:sz w:val="17"/>
+                  <w:szCs w:val="17"/>
+                </w:rPr>
                 <m:t>,</m:t>
+              </m:r>
+              <m:r>
+                <w:rPr>
+                  <w:sz w:val="17"/>
+                  <w:szCs w:val="17"/>
+                </w:rPr>
+                <m:t>57.060667</m:t>
+              </m:r>
+              <m:r>
+                <m:rPr>
+                  <m:sty m:val="p"/>
+                </m:rPr>
+                <w:rPr>
+                  <w:sz w:val="17"/>
+                  <w:szCs w:val="17"/>
+                </w:rPr>
+                <m:t>]</m:t>
+              </m:r>
+            </m:oMath>
+          </w:p>
+        </w:tc>
+      </w:tr>
+      <w:tr>
+        <w:tc>
+          <w:tcPr>
+            <w:tcW w:type="dxa" w:w="1080"/>
+            <w:vAlign w:val="center"/>
+            <w:tcMar>
+              <w:top w:w="45" w:type="dxa"/>
+              <w:left w:w="45" w:type="dxa"/>
+              <w:bottom w:w="45" w:type="dxa"/>
+              <w:right w:w="45" w:type="dxa"/>
+            </w:tcMar>
+          </w:tcPr>
+          <w:p>
+            <w:pPr>
+              <w:pStyle w:val="CQGSmallTable"/>
+              <w:keepLines/>
+              <w:jc w:val="center"/>
+            </w:pPr>
+            <m:oMath>
+              <m:r>
+                <w:rPr>
+                  <w:sz w:val="17"/>
+                  <w:szCs w:val="17"/>
+                </w:rPr>
+                <m:t>0.1333</m:t>
               </m:r>
             </m:oMath>
           </w:p>
         </w:tc>
         <w:tc>
-          <w:tcPr/>
+          <w:tcPr>
+            <w:tcW w:type="dxa" w:w="1656"/>
+            <w:vAlign w:val="center"/>
+            <w:tcMar>
+              <w:top w:w="45" w:type="dxa"/>
+              <w:left w:w="45" w:type="dxa"/>
+              <w:bottom w:w="45" w:type="dxa"/>
+              <w:right w:w="45" w:type="dxa"/>
+            </w:tcMar>
+          </w:tcPr>
           <w:p>
             <w:pPr>
-              <w:pStyle w:val="Compact"/>
+              <w:pStyle w:val="CQGSmallTable"/>
+              <w:keepLines/>
               <w:jc w:val="center"/>
             </w:pPr>
             <m:oMath>
               <m:r>
-                <m:t>k</m:t>
-              </m:r>
-              <m:r>
-                <m:rPr>
-                  <m:sty m:val="p"/>
-                </m:rPr>
-                <m:t>=</m:t>
-              </m:r>
-              <m:r>
-                <m:t>0</m:t>
+                <w:rPr>
+                  <w:sz w:val="17"/>
+                  <w:szCs w:val="17"/>
+                </w:rPr>
+                <m:t>C</m:t>
               </m:r>
             </m:oMath>
           </w:p>
         </w:tc>
         <w:tc>
-          <w:tcPr/>
+          <w:tcPr>
+            <w:tcW w:type="dxa" w:w="5400"/>
+            <w:vAlign w:val="center"/>
+            <w:tcMar>
+              <w:top w:w="45" w:type="dxa"/>
+              <w:left w:w="45" w:type="dxa"/>
+              <w:bottom w:w="45" w:type="dxa"/>
+              <w:right w:w="45" w:type="dxa"/>
+            </w:tcMar>
+          </w:tcPr>
           <w:p>
             <w:pPr>
-              <w:pStyle w:val="Compact"/>
-              <w:jc w:val="center"/>
-            </w:pPr>
-            <w:r>
-              <w:t xml:space="preserve">4,605,671</w:t>
-            </w:r>
-          </w:p>
-        </w:tc>
-        <w:tc>
-          <w:tcPr/>
-          <w:p>
-            <w:pPr>
-              <w:pStyle w:val="Compact"/>
-              <w:jc w:val="center"/>
-            </w:pPr>
-            <w:r>
-              <w:t xml:space="preserve">53,606</w:t>
-            </w:r>
-          </w:p>
-        </w:tc>
-        <w:tc>
-          <w:tcPr/>
-          <w:p>
-            <w:pPr>
-              <w:pStyle w:val="Compact"/>
-              <w:jc w:val="center"/>
-            </w:pPr>
-            <w:r>
-              <w:t xml:space="preserve">0</w:t>
-            </w:r>
-          </w:p>
-        </w:tc>
-        <w:tc>
-          <w:tcPr/>
-          <w:p>
-            <w:pPr>
-              <w:pStyle w:val="Compact"/>
+              <w:pStyle w:val="CQGSmallTable"/>
+              <w:keepLines/>
               <w:jc w:val="center"/>
             </w:pPr>
             <m:oMath>
@@ -15325,25 +15135,122 @@
                 <m:rPr>
                   <m:sty m:val="p"/>
                 </m:rPr>
+                <w:rPr>
+                  <w:sz w:val="17"/>
+                  <w:szCs w:val="17"/>
+                </w:rPr>
                 <m:t>[</m:t>
               </m:r>
               <m:r>
-                <m:t>120.802632</m:t>
+                <w:rPr>
+                  <w:sz w:val="17"/>
+                  <w:szCs w:val="17"/>
+                </w:rPr>
+                <m:t>56.205871</m:t>
               </m:r>
               <m:r>
                 <m:rPr>
                   <m:sty m:val="p"/>
                 </m:rPr>
+                <w:rPr>
+                  <w:sz w:val="17"/>
+                  <w:szCs w:val="17"/>
+                </w:rPr>
                 <m:t>,</m:t>
+              </m:r>
+              <m:r>
+                <w:rPr>
+                  <w:sz w:val="17"/>
+                  <w:szCs w:val="17"/>
+                </w:rPr>
+                <m:t>57.169553</m:t>
+              </m:r>
+              <m:r>
+                <m:rPr>
+                  <m:sty m:val="p"/>
+                </m:rPr>
+                <w:rPr>
+                  <w:sz w:val="17"/>
+                  <w:szCs w:val="17"/>
+                </w:rPr>
+                <m:t>]</m:t>
+              </m:r>
+            </m:oMath>
+          </w:p>
+        </w:tc>
+      </w:tr>
+      <w:tr>
+        <w:tc>
+          <w:tcPr>
+            <w:tcW w:type="dxa" w:w="1080"/>
+            <w:vAlign w:val="center"/>
+            <w:tcMar>
+              <w:top w:w="45" w:type="dxa"/>
+              <w:left w:w="45" w:type="dxa"/>
+              <w:bottom w:w="45" w:type="dxa"/>
+              <w:right w:w="45" w:type="dxa"/>
+            </w:tcMar>
+          </w:tcPr>
+          <w:p>
+            <w:pPr>
+              <w:pStyle w:val="CQGSmallTable"/>
+              <w:keepLines/>
+              <w:jc w:val="center"/>
+            </w:pPr>
+            <m:oMath>
+              <m:r>
+                <w:rPr>
+                  <w:sz w:val="17"/>
+                  <w:szCs w:val="17"/>
+                </w:rPr>
+                <m:t>0.1333</m:t>
               </m:r>
             </m:oMath>
           </w:p>
         </w:tc>
         <w:tc>
-          <w:tcPr/>
+          <w:tcPr>
+            <w:tcW w:type="dxa" w:w="1656"/>
+            <w:vAlign w:val="center"/>
+            <w:tcMar>
+              <w:top w:w="45" w:type="dxa"/>
+              <w:left w:w="45" w:type="dxa"/>
+              <w:bottom w:w="45" w:type="dxa"/>
+              <w:right w:w="45" w:type="dxa"/>
+            </w:tcMar>
+          </w:tcPr>
           <w:p>
             <w:pPr>
-              <w:pStyle w:val="Compact"/>
+              <w:pStyle w:val="CQGSmallTable"/>
+              <w:keepLines/>
+              <w:jc w:val="center"/>
+            </w:pPr>
+            <m:oMath>
+              <m:r>
+                <w:rPr>
+                  <w:sz w:val="17"/>
+                  <w:szCs w:val="17"/>
+                </w:rPr>
+                <m:t>D</m:t>
+              </m:r>
+            </m:oMath>
+          </w:p>
+        </w:tc>
+        <w:tc>
+          <w:tcPr>
+            <w:tcW w:type="dxa" w:w="5400"/>
+            <w:vAlign w:val="center"/>
+            <w:tcMar>
+              <w:top w:w="45" w:type="dxa"/>
+              <w:left w:w="45" w:type="dxa"/>
+              <w:bottom w:w="45" w:type="dxa"/>
+              <w:right w:w="45" w:type="dxa"/>
+            </w:tcMar>
+          </w:tcPr>
+          <w:p>
+            <w:pPr>
+              <w:pStyle w:val="CQGSmallTable"/>
+              <w:keepLines/>
               <w:jc w:val="center"/>
             </w:pPr>
             <m:oMath>
@@ -15351,225 +15258,1620 @@
                 <m:rPr>
                   <m:sty m:val="p"/>
                 </m:rPr>
+                <w:rPr>
+                  <w:sz w:val="17"/>
+                  <w:szCs w:val="17"/>
+                </w:rPr>
                 <m:t>[</m:t>
               </m:r>
               <m:r>
                 <m:rPr>
                   <m:sty m:val="p"/>
                 </m:rPr>
+                <w:rPr>
+                  <w:sz w:val="17"/>
+                  <w:szCs w:val="17"/>
+                </w:rPr>
                 <m:t>−</m:t>
               </m:r>
               <m:r>
+                <w:rPr>
+                  <w:sz w:val="17"/>
+                  <w:szCs w:val="17"/>
+                </w:rPr>
+                <m:t>0.854796</m:t>
+              </m:r>
+              <m:r>
+                <m:rPr>
+                  <m:sty m:val="p"/>
+                </m:rPr>
+                <w:rPr>
+                  <w:sz w:val="17"/>
+                  <w:szCs w:val="17"/>
+                </w:rPr>
+                <m:t>,</m:t>
+              </m:r>
+              <m:r>
+                <m:rPr>
+                  <m:sty m:val="p"/>
+                </m:rPr>
+                <w:rPr>
+                  <w:sz w:val="17"/>
+                  <w:szCs w:val="17"/>
+                </w:rPr>
+                <m:t>+</m:t>
+              </m:r>
+              <m:r>
+                <w:rPr>
+                  <w:sz w:val="17"/>
+                  <w:szCs w:val="17"/>
+                </w:rPr>
+                <m:t>0.676594</m:t>
+              </m:r>
+              <m:r>
+                <m:rPr>
+                  <m:sty m:val="p"/>
+                </m:rPr>
+                <w:rPr>
+                  <w:sz w:val="17"/>
+                  <w:szCs w:val="17"/>
+                </w:rPr>
+                <m:t>]</m:t>
+              </m:r>
+            </m:oMath>
+          </w:p>
+        </w:tc>
+      </w:tr>
+      <w:tr>
+        <w:tc>
+          <w:tcPr>
+            <w:tcW w:type="dxa" w:w="1080"/>
+            <w:vAlign w:val="center"/>
+            <w:tcMar>
+              <w:top w:w="45" w:type="dxa"/>
+              <w:left w:w="45" w:type="dxa"/>
+              <w:bottom w:w="45" w:type="dxa"/>
+              <w:right w:w="45" w:type="dxa"/>
+            </w:tcMar>
+          </w:tcPr>
+          <w:p>
+            <w:pPr>
+              <w:pStyle w:val="CQGSmallTable"/>
+              <w:keepLines/>
+              <w:jc w:val="center"/>
+            </w:pPr>
+            <m:oMath>
+              <m:r>
+                <w:rPr>
+                  <w:sz w:val="17"/>
+                  <w:szCs w:val="17"/>
+                </w:rPr>
+                <m:t>0.1333</m:t>
+              </m:r>
+            </m:oMath>
+          </w:p>
+        </w:tc>
+        <w:tc>
+          <w:tcPr>
+            <w:tcW w:type="dxa" w:w="1656"/>
+            <w:vAlign w:val="center"/>
+            <w:tcMar>
+              <w:top w:w="45" w:type="dxa"/>
+              <w:left w:w="45" w:type="dxa"/>
+              <w:bottom w:w="45" w:type="dxa"/>
+              <w:right w:w="45" w:type="dxa"/>
+            </w:tcMar>
+          </w:tcPr>
+          <w:p>
+            <w:pPr>
+              <w:pStyle w:val="CQGSmallTable"/>
+              <w:keepLines/>
+              <w:jc w:val="center"/>
+            </w:pPr>
+            <m:oMath>
+              <m:r>
+                <w:rPr>
+                  <w:sz w:val="17"/>
+                  <w:szCs w:val="17"/>
+                </w:rPr>
+                <m:t>B</m:t>
+              </m:r>
+            </m:oMath>
+          </w:p>
+        </w:tc>
+        <w:tc>
+          <w:tcPr>
+            <w:tcW w:type="dxa" w:w="5400"/>
+            <w:vAlign w:val="center"/>
+            <w:tcMar>
+              <w:top w:w="45" w:type="dxa"/>
+              <w:left w:w="45" w:type="dxa"/>
+              <w:bottom w:w="45" w:type="dxa"/>
+              <w:right w:w="45" w:type="dxa"/>
+            </w:tcMar>
+          </w:tcPr>
+          <w:p>
+            <w:pPr>
+              <w:pStyle w:val="CQGSmallTable"/>
+              <w:keepLines/>
+              <w:jc w:val="center"/>
+            </w:pPr>
+            <m:oMath>
+              <m:r>
+                <w:rPr>
+                  <w:sz w:val="17"/>
+                  <w:szCs w:val="17"/>
+                </w:rPr>
+                <m:t>1.419420</m:t>
+              </m:r>
+            </m:oMath>
+          </w:p>
+        </w:tc>
+      </w:tr>
+      <w:tr>
+        <w:tc>
+          <w:tcPr>
+            <w:tcW w:type="dxa" w:w="1080"/>
+            <w:vAlign w:val="center"/>
+            <w:tcMar>
+              <w:top w:w="45" w:type="dxa"/>
+              <w:left w:w="45" w:type="dxa"/>
+              <w:bottom w:w="45" w:type="dxa"/>
+              <w:right w:w="45" w:type="dxa"/>
+            </w:tcMar>
+          </w:tcPr>
+          <w:p>
+            <w:pPr>
+              <w:pStyle w:val="CQGSmallTable"/>
+              <w:keepLines/>
+              <w:jc w:val="center"/>
+            </w:pPr>
+            <m:oMath>
+              <m:r>
+                <w:rPr>
+                  <w:sz w:val="17"/>
+                  <w:szCs w:val="17"/>
+                </w:rPr>
+                <m:t>0.1867</m:t>
+              </m:r>
+            </m:oMath>
+          </w:p>
+        </w:tc>
+        <w:tc>
+          <w:tcPr>
+            <w:tcW w:type="dxa" w:w="1656"/>
+            <w:vAlign w:val="center"/>
+            <w:tcMar>
+              <w:top w:w="45" w:type="dxa"/>
+              <w:left w:w="45" w:type="dxa"/>
+              <w:bottom w:w="45" w:type="dxa"/>
+              <w:right w:w="45" w:type="dxa"/>
+            </w:tcMar>
+          </w:tcPr>
+          <w:p>
+            <w:pPr>
+              <w:pStyle w:val="CQGSmallTable"/>
+              <w:keepLines/>
+              <w:jc w:val="center"/>
+            </w:pPr>
+            <w:r>
+              <w:rPr>
+                <w:rFonts w:ascii="Times New Roman" w:hAnsi="Times New Roman"/>
+                <w:sz w:val="17"/>
+              </w:rPr>
+              <w:t xml:space="preserve">certified</w:t>
+            </w:r>
+            <w:r>
+              <w:rPr>
+                <w:rFonts w:ascii="Times New Roman" w:hAnsi="Times New Roman"/>
+                <w:sz w:val="17"/>
+              </w:rPr>
+              <w:t xml:space="preserve"> </w:t>
+            </w:r>
+            <m:oMath>
+              <m:r>
+                <w:rPr>
+                  <w:sz w:val="17"/>
+                  <w:szCs w:val="17"/>
+                </w:rPr>
+                <m:t>V</m:t>
+              </m:r>
+            </m:oMath>
+          </w:p>
+        </w:tc>
+        <w:tc>
+          <w:tcPr>
+            <w:tcW w:type="dxa" w:w="5400"/>
+            <w:vAlign w:val="center"/>
+            <w:tcMar>
+              <w:top w:w="45" w:type="dxa"/>
+              <w:left w:w="45" w:type="dxa"/>
+              <w:bottom w:w="45" w:type="dxa"/>
+              <w:right w:w="45" w:type="dxa"/>
+            </w:tcMar>
+          </w:tcPr>
+          <w:p>
+            <w:pPr>
+              <w:pStyle w:val="CQGSmallTable"/>
+              <w:keepLines/>
+              <w:jc w:val="center"/>
+            </w:pPr>
+            <m:oMath>
+              <m:r>
+                <m:rPr>
+                  <m:sty m:val="p"/>
+                </m:rPr>
+                <w:rPr>
+                  <w:sz w:val="17"/>
+                  <w:szCs w:val="17"/>
+                </w:rPr>
+                <m:t>[</m:t>
+              </m:r>
+              <m:r>
+                <w:rPr>
+                  <w:sz w:val="17"/>
+                  <w:szCs w:val="17"/>
+                </w:rPr>
+                <m:t>64.336198</m:t>
+              </m:r>
+              <m:r>
+                <m:rPr>
+                  <m:sty m:val="p"/>
+                </m:rPr>
+                <w:rPr>
+                  <w:sz w:val="17"/>
+                  <w:szCs w:val="17"/>
+                </w:rPr>
+                <m:t>,</m:t>
+              </m:r>
+              <m:r>
+                <w:rPr>
+                  <w:sz w:val="17"/>
+                  <w:szCs w:val="17"/>
+                </w:rPr>
+                <m:t>64.982744</m:t>
+              </m:r>
+              <m:r>
+                <m:rPr>
+                  <m:sty m:val="p"/>
+                </m:rPr>
+                <w:rPr>
+                  <w:sz w:val="17"/>
+                  <w:szCs w:val="17"/>
+                </w:rPr>
+                <m:t>]</m:t>
+              </m:r>
+            </m:oMath>
+          </w:p>
+        </w:tc>
+      </w:tr>
+      <w:tr>
+        <w:tc>
+          <w:tcPr>
+            <w:tcW w:type="dxa" w:w="1080"/>
+            <w:vAlign w:val="center"/>
+            <w:tcMar>
+              <w:top w:w="45" w:type="dxa"/>
+              <w:left w:w="45" w:type="dxa"/>
+              <w:bottom w:w="45" w:type="dxa"/>
+              <w:right w:w="45" w:type="dxa"/>
+            </w:tcMar>
+          </w:tcPr>
+          <w:p>
+            <w:pPr>
+              <w:pStyle w:val="CQGSmallTable"/>
+              <w:keepLines/>
+              <w:jc w:val="center"/>
+            </w:pPr>
+            <m:oMath>
+              <m:r>
+                <w:rPr>
+                  <w:sz w:val="17"/>
+                  <w:szCs w:val="17"/>
+                </w:rPr>
+                <m:t>0.1867</m:t>
+              </m:r>
+            </m:oMath>
+          </w:p>
+        </w:tc>
+        <w:tc>
+          <w:tcPr>
+            <w:tcW w:type="dxa" w:w="1656"/>
+            <w:vAlign w:val="center"/>
+            <w:tcMar>
+              <w:top w:w="45" w:type="dxa"/>
+              <w:left w:w="45" w:type="dxa"/>
+              <w:bottom w:w="45" w:type="dxa"/>
+              <w:right w:w="45" w:type="dxa"/>
+            </w:tcMar>
+          </w:tcPr>
+          <w:p>
+            <w:pPr>
+              <w:pStyle w:val="CQGSmallTable"/>
+              <w:keepLines/>
+              <w:jc w:val="center"/>
+            </w:pPr>
+            <m:oMath>
+              <m:r>
+                <w:rPr>
+                  <w:sz w:val="17"/>
+                  <w:szCs w:val="17"/>
+                </w:rPr>
+                <m:t>C</m:t>
+              </m:r>
+            </m:oMath>
+          </w:p>
+        </w:tc>
+        <w:tc>
+          <w:tcPr>
+            <w:tcW w:type="dxa" w:w="5400"/>
+            <w:vAlign w:val="center"/>
+            <w:tcMar>
+              <w:top w:w="45" w:type="dxa"/>
+              <w:left w:w="45" w:type="dxa"/>
+              <w:bottom w:w="45" w:type="dxa"/>
+              <w:right w:w="45" w:type="dxa"/>
+            </w:tcMar>
+          </w:tcPr>
+          <w:p>
+            <w:pPr>
+              <w:pStyle w:val="CQGSmallTable"/>
+              <w:keepLines/>
+              <w:jc w:val="center"/>
+            </w:pPr>
+            <m:oMath>
+              <m:r>
+                <m:rPr>
+                  <m:sty m:val="p"/>
+                </m:rPr>
+                <w:rPr>
+                  <w:sz w:val="17"/>
+                  <w:szCs w:val="17"/>
+                </w:rPr>
+                <m:t>[</m:t>
+              </m:r>
+              <m:r>
+                <w:rPr>
+                  <w:sz w:val="17"/>
+                  <w:szCs w:val="17"/>
+                </w:rPr>
+                <m:t>64.307488</m:t>
+              </m:r>
+              <m:r>
+                <m:rPr>
+                  <m:sty m:val="p"/>
+                </m:rPr>
+                <w:rPr>
+                  <w:sz w:val="17"/>
+                  <w:szCs w:val="17"/>
+                </w:rPr>
+                <m:t>,</m:t>
+              </m:r>
+              <m:r>
+                <w:rPr>
+                  <w:sz w:val="17"/>
+                  <w:szCs w:val="17"/>
+                </w:rPr>
+                <m:t>65.405648</m:t>
+              </m:r>
+              <m:r>
+                <m:rPr>
+                  <m:sty m:val="p"/>
+                </m:rPr>
+                <w:rPr>
+                  <w:sz w:val="17"/>
+                  <w:szCs w:val="17"/>
+                </w:rPr>
+                <m:t>]</m:t>
+              </m:r>
+            </m:oMath>
+          </w:p>
+        </w:tc>
+      </w:tr>
+      <w:tr>
+        <w:tc>
+          <w:tcPr>
+            <w:tcW w:type="dxa" w:w="1080"/>
+            <w:vAlign w:val="center"/>
+            <w:tcMar>
+              <w:top w:w="45" w:type="dxa"/>
+              <w:left w:w="45" w:type="dxa"/>
+              <w:bottom w:w="45" w:type="dxa"/>
+              <w:right w:w="45" w:type="dxa"/>
+            </w:tcMar>
+          </w:tcPr>
+          <w:p>
+            <w:pPr>
+              <w:pStyle w:val="CQGSmallTable"/>
+              <w:keepLines/>
+              <w:jc w:val="center"/>
+            </w:pPr>
+            <m:oMath>
+              <m:r>
+                <w:rPr>
+                  <w:sz w:val="17"/>
+                  <w:szCs w:val="17"/>
+                </w:rPr>
+                <m:t>0.1867</m:t>
+              </m:r>
+            </m:oMath>
+          </w:p>
+        </w:tc>
+        <w:tc>
+          <w:tcPr>
+            <w:tcW w:type="dxa" w:w="1656"/>
+            <w:vAlign w:val="center"/>
+            <w:tcMar>
+              <w:top w:w="45" w:type="dxa"/>
+              <w:left w:w="45" w:type="dxa"/>
+              <w:bottom w:w="45" w:type="dxa"/>
+              <w:right w:w="45" w:type="dxa"/>
+            </w:tcMar>
+          </w:tcPr>
+          <w:p>
+            <w:pPr>
+              <w:pStyle w:val="CQGSmallTable"/>
+              <w:keepLines/>
+              <w:jc w:val="center"/>
+            </w:pPr>
+            <m:oMath>
+              <m:r>
+                <w:rPr>
+                  <w:sz w:val="17"/>
+                  <w:szCs w:val="17"/>
+                </w:rPr>
+                <m:t>D</m:t>
+              </m:r>
+            </m:oMath>
+          </w:p>
+        </w:tc>
+        <w:tc>
+          <w:tcPr>
+            <w:tcW w:type="dxa" w:w="5400"/>
+            <w:vAlign w:val="center"/>
+            <w:tcMar>
+              <w:top w:w="45" w:type="dxa"/>
+              <w:left w:w="45" w:type="dxa"/>
+              <w:bottom w:w="45" w:type="dxa"/>
+              <w:right w:w="45" w:type="dxa"/>
+            </w:tcMar>
+          </w:tcPr>
+          <w:p>
+            <w:pPr>
+              <w:pStyle w:val="CQGSmallTable"/>
+              <w:keepLines/>
+              <w:jc w:val="center"/>
+            </w:pPr>
+            <m:oMath>
+              <m:r>
+                <m:rPr>
+                  <m:sty m:val="p"/>
+                </m:rPr>
+                <w:rPr>
+                  <w:sz w:val="17"/>
+                  <w:szCs w:val="17"/>
+                </w:rPr>
+                <m:t>[</m:t>
+              </m:r>
+              <m:r>
+                <m:rPr>
+                  <m:sty m:val="p"/>
+                </m:rPr>
+                <w:rPr>
+                  <w:sz w:val="17"/>
+                  <w:szCs w:val="17"/>
+                </w:rPr>
+                <m:t>−</m:t>
+              </m:r>
+              <m:r>
+                <w:rPr>
+                  <w:sz w:val="17"/>
+                  <w:szCs w:val="17"/>
+                </w:rPr>
+                <m:t>0.675256</m:t>
+              </m:r>
+              <m:r>
+                <m:rPr>
+                  <m:sty m:val="p"/>
+                </m:rPr>
+                <w:rPr>
+                  <w:sz w:val="17"/>
+                  <w:szCs w:val="17"/>
+                </w:rPr>
+                <m:t>,</m:t>
+              </m:r>
+              <m:r>
+                <m:rPr>
+                  <m:sty m:val="p"/>
+                </m:rPr>
+                <w:rPr>
+                  <w:sz w:val="17"/>
+                  <w:szCs w:val="17"/>
+                </w:rPr>
+                <m:t>+</m:t>
+              </m:r>
+              <m:r>
+                <w:rPr>
+                  <w:sz w:val="17"/>
+                  <w:szCs w:val="17"/>
+                </w:rPr>
+                <m:t>1.069450</m:t>
+              </m:r>
+              <m:r>
+                <m:rPr>
+                  <m:sty m:val="p"/>
+                </m:rPr>
+                <w:rPr>
+                  <w:sz w:val="17"/>
+                  <w:szCs w:val="17"/>
+                </w:rPr>
+                <m:t>]</m:t>
+              </m:r>
+            </m:oMath>
+          </w:p>
+        </w:tc>
+      </w:tr>
+      <w:tr>
+        <w:tc>
+          <w:tcPr>
+            <w:tcW w:type="dxa" w:w="1080"/>
+            <w:vAlign w:val="center"/>
+            <w:tcMar>
+              <w:top w:w="45" w:type="dxa"/>
+              <w:left w:w="45" w:type="dxa"/>
+              <w:bottom w:w="45" w:type="dxa"/>
+              <w:right w:w="45" w:type="dxa"/>
+            </w:tcMar>
+          </w:tcPr>
+          <w:p>
+            <w:pPr>
+              <w:pStyle w:val="CQGSmallTable"/>
+              <w:keepLines/>
+              <w:jc w:val="center"/>
+            </w:pPr>
+            <m:oMath>
+              <m:r>
+                <w:rPr>
+                  <w:sz w:val="17"/>
+                  <w:szCs w:val="17"/>
+                </w:rPr>
+                <m:t>0.1867</m:t>
+              </m:r>
+            </m:oMath>
+          </w:p>
+        </w:tc>
+        <w:tc>
+          <w:tcPr>
+            <w:tcW w:type="dxa" w:w="1656"/>
+            <w:vAlign w:val="center"/>
+            <w:tcMar>
+              <w:top w:w="45" w:type="dxa"/>
+              <w:left w:w="45" w:type="dxa"/>
+              <w:bottom w:w="45" w:type="dxa"/>
+              <w:right w:w="45" w:type="dxa"/>
+            </w:tcMar>
+          </w:tcPr>
+          <w:p>
+            <w:pPr>
+              <w:pStyle w:val="CQGSmallTable"/>
+              <w:keepLines/>
+              <w:jc w:val="center"/>
+            </w:pPr>
+            <m:oMath>
+              <m:r>
+                <w:rPr>
+                  <w:sz w:val="17"/>
+                  <w:szCs w:val="17"/>
+                </w:rPr>
+                <m:t>B</m:t>
+              </m:r>
+            </m:oMath>
+          </w:p>
+        </w:tc>
+        <w:tc>
+          <w:tcPr>
+            <w:tcW w:type="dxa" w:w="5400"/>
+            <w:vAlign w:val="center"/>
+            <w:tcMar>
+              <w:top w:w="45" w:type="dxa"/>
+              <w:left w:w="45" w:type="dxa"/>
+              <w:bottom w:w="45" w:type="dxa"/>
+              <w:right w:w="45" w:type="dxa"/>
+            </w:tcMar>
+          </w:tcPr>
+          <w:p>
+            <w:pPr>
+              <w:pStyle w:val="CQGSmallTable"/>
+              <w:keepLines/>
+              <w:jc w:val="center"/>
+            </w:pPr>
+            <m:oMath>
+              <m:r>
+                <w:rPr>
+                  <w:sz w:val="17"/>
+                  <w:szCs w:val="17"/>
+                </w:rPr>
+                <m:t>1.616487</m:t>
+              </m:r>
+            </m:oMath>
+          </w:p>
+        </w:tc>
+      </w:tr>
+      <w:tr>
+        <w:tc>
+          <w:tcPr>
+            <w:tcW w:type="dxa" w:w="1080"/>
+            <w:vAlign w:val="center"/>
+            <w:tcMar>
+              <w:top w:w="45" w:type="dxa"/>
+              <w:left w:w="45" w:type="dxa"/>
+              <w:bottom w:w="45" w:type="dxa"/>
+              <w:right w:w="45" w:type="dxa"/>
+            </w:tcMar>
+          </w:tcPr>
+          <w:p>
+            <w:pPr>
+              <w:pStyle w:val="CQGSmallTable"/>
+              <w:keepLines/>
+              <w:jc w:val="center"/>
+            </w:pPr>
+            <m:oMath>
+              <m:r>
+                <w:rPr>
+                  <w:sz w:val="17"/>
+                  <w:szCs w:val="17"/>
+                </w:rPr>
+                <m:t>0.2400</m:t>
+              </m:r>
+            </m:oMath>
+          </w:p>
+        </w:tc>
+        <w:tc>
+          <w:tcPr>
+            <w:tcW w:type="dxa" w:w="1656"/>
+            <w:vAlign w:val="center"/>
+            <w:tcMar>
+              <w:top w:w="45" w:type="dxa"/>
+              <w:left w:w="45" w:type="dxa"/>
+              <w:bottom w:w="45" w:type="dxa"/>
+              <w:right w:w="45" w:type="dxa"/>
+            </w:tcMar>
+          </w:tcPr>
+          <w:p>
+            <w:pPr>
+              <w:pStyle w:val="CQGSmallTable"/>
+              <w:keepLines/>
+              <w:jc w:val="center"/>
+            </w:pPr>
+            <w:r>
+              <w:rPr>
+                <w:rFonts w:ascii="Times New Roman" w:hAnsi="Times New Roman"/>
+                <w:sz w:val="17"/>
+              </w:rPr>
+              <w:t xml:space="preserve">certified</w:t>
+            </w:r>
+            <w:r>
+              <w:rPr>
+                <w:rFonts w:ascii="Times New Roman" w:hAnsi="Times New Roman"/>
+                <w:sz w:val="17"/>
+              </w:rPr>
+              <w:t xml:space="preserve"> </w:t>
+            </w:r>
+            <m:oMath>
+              <m:r>
+                <w:rPr>
+                  <w:sz w:val="17"/>
+                  <w:szCs w:val="17"/>
+                </w:rPr>
+                <m:t>V</m:t>
+              </m:r>
+            </m:oMath>
+          </w:p>
+        </w:tc>
+        <w:tc>
+          <w:tcPr>
+            <w:tcW w:type="dxa" w:w="5400"/>
+            <w:vAlign w:val="center"/>
+            <w:tcMar>
+              <w:top w:w="45" w:type="dxa"/>
+              <w:left w:w="45" w:type="dxa"/>
+              <w:bottom w:w="45" w:type="dxa"/>
+              <w:right w:w="45" w:type="dxa"/>
+            </w:tcMar>
+          </w:tcPr>
+          <w:p>
+            <w:pPr>
+              <w:pStyle w:val="CQGSmallTable"/>
+              <w:keepLines/>
+              <w:jc w:val="center"/>
+            </w:pPr>
+            <m:oMath>
+              <m:r>
+                <m:rPr>
+                  <m:sty m:val="p"/>
+                </m:rPr>
+                <w:rPr>
+                  <w:sz w:val="17"/>
+                  <w:szCs w:val="17"/>
+                </w:rPr>
+                <m:t>[</m:t>
+              </m:r>
+              <m:r>
+                <w:rPr>
+                  <w:sz w:val="17"/>
+                  <w:szCs w:val="17"/>
+                </w:rPr>
+                <m:t>73.968637</m:t>
+              </m:r>
+              <m:r>
+                <m:rPr>
+                  <m:sty m:val="p"/>
+                </m:rPr>
+                <w:rPr>
+                  <w:sz w:val="17"/>
+                  <w:szCs w:val="17"/>
+                </w:rPr>
+                <m:t>,</m:t>
+              </m:r>
+              <m:r>
+                <w:rPr>
+                  <w:sz w:val="17"/>
+                  <w:szCs w:val="17"/>
+                </w:rPr>
+                <m:t>74.711920</m:t>
+              </m:r>
+              <m:r>
+                <m:rPr>
+                  <m:sty m:val="p"/>
+                </m:rPr>
+                <w:rPr>
+                  <w:sz w:val="17"/>
+                  <w:szCs w:val="17"/>
+                </w:rPr>
+                <m:t>]</m:t>
+              </m:r>
+            </m:oMath>
+          </w:p>
+        </w:tc>
+      </w:tr>
+      <w:tr>
+        <w:tc>
+          <w:tcPr>
+            <w:tcW w:type="dxa" w:w="1080"/>
+            <w:vAlign w:val="center"/>
+            <w:tcMar>
+              <w:top w:w="45" w:type="dxa"/>
+              <w:left w:w="45" w:type="dxa"/>
+              <w:bottom w:w="45" w:type="dxa"/>
+              <w:right w:w="45" w:type="dxa"/>
+            </w:tcMar>
+          </w:tcPr>
+          <w:p>
+            <w:pPr>
+              <w:pStyle w:val="CQGSmallTable"/>
+              <w:keepLines/>
+              <w:jc w:val="center"/>
+            </w:pPr>
+            <m:oMath>
+              <m:r>
+                <w:rPr>
+                  <w:sz w:val="17"/>
+                  <w:szCs w:val="17"/>
+                </w:rPr>
+                <m:t>0.2400</m:t>
+              </m:r>
+            </m:oMath>
+          </w:p>
+        </w:tc>
+        <w:tc>
+          <w:tcPr>
+            <w:tcW w:type="dxa" w:w="1656"/>
+            <w:vAlign w:val="center"/>
+            <w:tcMar>
+              <w:top w:w="45" w:type="dxa"/>
+              <w:left w:w="45" w:type="dxa"/>
+              <w:bottom w:w="45" w:type="dxa"/>
+              <w:right w:w="45" w:type="dxa"/>
+            </w:tcMar>
+          </w:tcPr>
+          <w:p>
+            <w:pPr>
+              <w:pStyle w:val="CQGSmallTable"/>
+              <w:keepLines/>
+              <w:jc w:val="center"/>
+            </w:pPr>
+            <m:oMath>
+              <m:r>
+                <w:rPr>
+                  <w:sz w:val="17"/>
+                  <w:szCs w:val="17"/>
+                </w:rPr>
+                <m:t>C</m:t>
+              </m:r>
+            </m:oMath>
+          </w:p>
+        </w:tc>
+        <w:tc>
+          <w:tcPr>
+            <w:tcW w:type="dxa" w:w="5400"/>
+            <w:vAlign w:val="center"/>
+            <w:tcMar>
+              <w:top w:w="45" w:type="dxa"/>
+              <w:left w:w="45" w:type="dxa"/>
+              <w:bottom w:w="45" w:type="dxa"/>
+              <w:right w:w="45" w:type="dxa"/>
+            </w:tcMar>
+          </w:tcPr>
+          <w:p>
+            <w:pPr>
+              <w:pStyle w:val="CQGSmallTable"/>
+              <w:keepLines/>
+              <w:jc w:val="center"/>
+            </w:pPr>
+            <m:oMath>
+              <m:r>
+                <m:rPr>
+                  <m:sty m:val="p"/>
+                </m:rPr>
+                <w:rPr>
+                  <w:sz w:val="17"/>
+                  <w:szCs w:val="17"/>
+                </w:rPr>
+                <m:t>[</m:t>
+              </m:r>
+              <m:r>
+                <w:rPr>
+                  <w:sz w:val="17"/>
+                  <w:szCs w:val="17"/>
+                </w:rPr>
+                <m:t>73.695211</m:t>
+              </m:r>
+              <m:r>
+                <m:rPr>
+                  <m:sty m:val="p"/>
+                </m:rPr>
+                <w:rPr>
+                  <w:sz w:val="17"/>
+                  <w:szCs w:val="17"/>
+                </w:rPr>
+                <m:t>,</m:t>
+              </m:r>
+              <m:r>
+                <w:rPr>
+                  <w:sz w:val="17"/>
+                  <w:szCs w:val="17"/>
+                </w:rPr>
+                <m:t>74.956037</m:t>
+              </m:r>
+              <m:r>
+                <m:rPr>
+                  <m:sty m:val="p"/>
+                </m:rPr>
+                <w:rPr>
+                  <w:sz w:val="17"/>
+                  <w:szCs w:val="17"/>
+                </w:rPr>
+                <m:t>]</m:t>
+              </m:r>
+            </m:oMath>
+          </w:p>
+        </w:tc>
+      </w:tr>
+      <w:tr>
+        <w:tc>
+          <w:tcPr>
+            <w:tcW w:type="dxa" w:w="1080"/>
+            <w:vAlign w:val="center"/>
+            <w:tcMar>
+              <w:top w:w="45" w:type="dxa"/>
+              <w:left w:w="45" w:type="dxa"/>
+              <w:bottom w:w="45" w:type="dxa"/>
+              <w:right w:w="45" w:type="dxa"/>
+            </w:tcMar>
+          </w:tcPr>
+          <w:p>
+            <w:pPr>
+              <w:pStyle w:val="CQGSmallTable"/>
+              <w:keepLines/>
+              <w:jc w:val="center"/>
+            </w:pPr>
+            <m:oMath>
+              <m:r>
+                <w:rPr>
+                  <w:sz w:val="17"/>
+                  <w:szCs w:val="17"/>
+                </w:rPr>
+                <m:t>0.2400</m:t>
+              </m:r>
+            </m:oMath>
+          </w:p>
+        </w:tc>
+        <w:tc>
+          <w:tcPr>
+            <w:tcW w:type="dxa" w:w="1656"/>
+            <w:vAlign w:val="center"/>
+            <w:tcMar>
+              <w:top w:w="45" w:type="dxa"/>
+              <w:left w:w="45" w:type="dxa"/>
+              <w:bottom w:w="45" w:type="dxa"/>
+              <w:right w:w="45" w:type="dxa"/>
+            </w:tcMar>
+          </w:tcPr>
+          <w:p>
+            <w:pPr>
+              <w:pStyle w:val="CQGSmallTable"/>
+              <w:keepLines/>
+              <w:jc w:val="center"/>
+            </w:pPr>
+            <m:oMath>
+              <m:r>
+                <w:rPr>
+                  <w:sz w:val="17"/>
+                  <w:szCs w:val="17"/>
+                </w:rPr>
+                <m:t>D</m:t>
+              </m:r>
+            </m:oMath>
+          </w:p>
+        </w:tc>
+        <w:tc>
+          <w:tcPr>
+            <w:tcW w:type="dxa" w:w="5400"/>
+            <w:vAlign w:val="center"/>
+            <w:tcMar>
+              <w:top w:w="45" w:type="dxa"/>
+              <w:left w:w="45" w:type="dxa"/>
+              <w:bottom w:w="45" w:type="dxa"/>
+              <w:right w:w="45" w:type="dxa"/>
+            </w:tcMar>
+          </w:tcPr>
+          <w:p>
+            <w:pPr>
+              <w:pStyle w:val="CQGSmallTable"/>
+              <w:keepLines/>
+              <w:jc w:val="center"/>
+            </w:pPr>
+            <m:oMath>
+              <m:r>
+                <m:rPr>
+                  <m:sty m:val="p"/>
+                </m:rPr>
+                <w:rPr>
+                  <w:sz w:val="17"/>
+                  <w:szCs w:val="17"/>
+                </w:rPr>
+                <m:t>[</m:t>
+              </m:r>
+              <m:r>
+                <m:rPr>
+                  <m:sty m:val="p"/>
+                </m:rPr>
+                <w:rPr>
+                  <w:sz w:val="17"/>
+                  <w:szCs w:val="17"/>
+                </w:rPr>
+                <m:t>−</m:t>
+              </m:r>
+              <m:r>
+                <w:rPr>
+                  <w:sz w:val="17"/>
+                  <w:szCs w:val="17"/>
+                </w:rPr>
+                <m:t>1.016709</m:t>
+              </m:r>
+              <m:r>
+                <m:rPr>
+                  <m:sty m:val="p"/>
+                </m:rPr>
+                <w:rPr>
+                  <w:sz w:val="17"/>
+                  <w:szCs w:val="17"/>
+                </w:rPr>
+                <m:t>,</m:t>
+              </m:r>
+              <m:r>
+                <m:rPr>
+                  <m:sty m:val="p"/>
+                </m:rPr>
+                <w:rPr>
+                  <w:sz w:val="17"/>
+                  <w:szCs w:val="17"/>
+                </w:rPr>
+                <m:t>+</m:t>
+              </m:r>
+              <m:r>
+                <w:rPr>
+                  <w:sz w:val="17"/>
+                  <w:szCs w:val="17"/>
+                </w:rPr>
+                <m:t>0.987400</m:t>
+              </m:r>
+              <m:r>
+                <m:rPr>
+                  <m:sty m:val="p"/>
+                </m:rPr>
+                <w:rPr>
+                  <w:sz w:val="17"/>
+                  <w:szCs w:val="17"/>
+                </w:rPr>
+                <m:t>]</m:t>
+              </m:r>
+            </m:oMath>
+          </w:p>
+        </w:tc>
+      </w:tr>
+      <w:tr>
+        <w:tc>
+          <w:tcPr>
+            <w:tcW w:type="dxa" w:w="1080"/>
+            <w:vAlign w:val="center"/>
+            <w:tcMar>
+              <w:top w:w="45" w:type="dxa"/>
+              <w:left w:w="45" w:type="dxa"/>
+              <w:bottom w:w="45" w:type="dxa"/>
+              <w:right w:w="45" w:type="dxa"/>
+            </w:tcMar>
+          </w:tcPr>
+          <w:p>
+            <w:pPr>
+              <w:pStyle w:val="CQGSmallTable"/>
+              <w:keepLines/>
+              <w:jc w:val="center"/>
+            </w:pPr>
+            <m:oMath>
+              <m:r>
+                <w:rPr>
+                  <w:sz w:val="17"/>
+                  <w:szCs w:val="17"/>
+                </w:rPr>
+                <m:t>0.2400</m:t>
+              </m:r>
+            </m:oMath>
+          </w:p>
+        </w:tc>
+        <w:tc>
+          <w:tcPr>
+            <w:tcW w:type="dxa" w:w="1656"/>
+            <w:vAlign w:val="center"/>
+            <w:tcMar>
+              <w:top w:w="45" w:type="dxa"/>
+              <w:left w:w="45" w:type="dxa"/>
+              <w:bottom w:w="45" w:type="dxa"/>
+              <w:right w:w="45" w:type="dxa"/>
+            </w:tcMar>
+          </w:tcPr>
+          <w:p>
+            <w:pPr>
+              <w:pStyle w:val="CQGSmallTable"/>
+              <w:keepLines/>
+              <w:jc w:val="center"/>
+            </w:pPr>
+            <m:oMath>
+              <m:r>
+                <w:rPr>
+                  <w:sz w:val="17"/>
+                  <w:szCs w:val="17"/>
+                </w:rPr>
+                <m:t>B</m:t>
+              </m:r>
+            </m:oMath>
+          </w:p>
+        </w:tc>
+        <w:tc>
+          <w:tcPr>
+            <w:tcW w:type="dxa" w:w="5400"/>
+            <w:vAlign w:val="center"/>
+            <w:tcMar>
+              <w:top w:w="45" w:type="dxa"/>
+              <w:left w:w="45" w:type="dxa"/>
+              <w:bottom w:w="45" w:type="dxa"/>
+              <w:right w:w="45" w:type="dxa"/>
+            </w:tcMar>
+          </w:tcPr>
+          <w:p>
+            <w:pPr>
+              <w:pStyle w:val="CQGSmallTable"/>
+              <w:keepLines/>
+              <w:jc w:val="center"/>
+            </w:pPr>
+            <m:oMath>
+              <m:r>
+                <w:rPr>
+                  <w:sz w:val="17"/>
+                  <w:szCs w:val="17"/>
+                </w:rPr>
+                <m:t>1.858507</m:t>
+              </m:r>
+            </m:oMath>
+          </w:p>
+        </w:tc>
+      </w:tr>
+      <w:tr>
+        <w:tc>
+          <w:tcPr>
+            <w:tcW w:type="dxa" w:w="1080"/>
+            <w:vAlign w:val="center"/>
+            <w:tcMar>
+              <w:top w:w="45" w:type="dxa"/>
+              <w:left w:w="45" w:type="dxa"/>
+              <w:bottom w:w="45" w:type="dxa"/>
+              <w:right w:w="45" w:type="dxa"/>
+            </w:tcMar>
+          </w:tcPr>
+          <w:p>
+            <w:pPr>
+              <w:pStyle w:val="CQGSmallTable"/>
+              <w:keepLines/>
+              <w:jc w:val="center"/>
+            </w:pPr>
+            <m:oMath>
+              <m:r>
+                <w:rPr>
+                  <w:sz w:val="17"/>
+                  <w:szCs w:val="17"/>
+                </w:rPr>
+                <m:t>0.4000</m:t>
+              </m:r>
+            </m:oMath>
+          </w:p>
+        </w:tc>
+        <w:tc>
+          <w:tcPr>
+            <w:tcW w:type="dxa" w:w="1656"/>
+            <w:vAlign w:val="center"/>
+            <w:tcMar>
+              <w:top w:w="45" w:type="dxa"/>
+              <w:left w:w="45" w:type="dxa"/>
+              <w:bottom w:w="45" w:type="dxa"/>
+              <w:right w:w="45" w:type="dxa"/>
+            </w:tcMar>
+          </w:tcPr>
+          <w:p>
+            <w:pPr>
+              <w:pStyle w:val="CQGSmallTable"/>
+              <w:keepLines/>
+              <w:jc w:val="center"/>
+            </w:pPr>
+            <w:r>
+              <w:rPr>
+                <w:rFonts w:ascii="Times New Roman" w:hAnsi="Times New Roman"/>
+                <w:sz w:val="17"/>
+              </w:rPr>
+              <w:t xml:space="preserve">certified</w:t>
+            </w:r>
+            <w:r>
+              <w:rPr>
+                <w:rFonts w:ascii="Times New Roman" w:hAnsi="Times New Roman"/>
+                <w:sz w:val="17"/>
+              </w:rPr>
+              <w:t xml:space="preserve"> </w:t>
+            </w:r>
+            <m:oMath>
+              <m:r>
+                <w:rPr>
+                  <w:sz w:val="17"/>
+                  <w:szCs w:val="17"/>
+                </w:rPr>
+                <m:t>V</m:t>
+              </m:r>
+            </m:oMath>
+          </w:p>
+        </w:tc>
+        <w:tc>
+          <w:tcPr>
+            <w:tcW w:type="dxa" w:w="5400"/>
+            <w:vAlign w:val="center"/>
+            <w:tcMar>
+              <w:top w:w="45" w:type="dxa"/>
+              <w:left w:w="45" w:type="dxa"/>
+              <w:bottom w:w="45" w:type="dxa"/>
+              <w:right w:w="45" w:type="dxa"/>
+            </w:tcMar>
+          </w:tcPr>
+          <w:p>
+            <w:pPr>
+              <w:pStyle w:val="CQGSmallTable"/>
+              <w:keepLines/>
+              <w:jc w:val="center"/>
+            </w:pPr>
+            <m:oMath>
+              <m:r>
+                <m:rPr>
+                  <m:sty m:val="p"/>
+                </m:rPr>
+                <w:rPr>
+                  <w:sz w:val="17"/>
+                  <w:szCs w:val="17"/>
+                </w:rPr>
+                <m:t>[</m:t>
+              </m:r>
+              <m:r>
+                <w:rPr>
+                  <w:sz w:val="17"/>
+                  <w:szCs w:val="17"/>
+                </w:rPr>
+                <m:t>121.225021</m:t>
+              </m:r>
+              <m:r>
+                <m:rPr>
+                  <m:sty m:val="p"/>
+                </m:rPr>
+                <w:rPr>
+                  <w:sz w:val="17"/>
+                  <w:szCs w:val="17"/>
+                </w:rPr>
+                <m:t>,</m:t>
+              </m:r>
+              <m:r>
+                <w:rPr>
+                  <w:sz w:val="17"/>
+                  <w:szCs w:val="17"/>
+                </w:rPr>
+                <m:t>122.443280</m:t>
+              </m:r>
+              <m:r>
+                <m:rPr>
+                  <m:sty m:val="p"/>
+                </m:rPr>
+                <w:rPr>
+                  <w:sz w:val="17"/>
+                  <w:szCs w:val="17"/>
+                </w:rPr>
+                <m:t>]</m:t>
+              </m:r>
+            </m:oMath>
+          </w:p>
+        </w:tc>
+      </w:tr>
+      <w:tr>
+        <w:tc>
+          <w:tcPr>
+            <w:tcW w:type="dxa" w:w="1080"/>
+            <w:vAlign w:val="center"/>
+            <w:tcMar>
+              <w:top w:w="45" w:type="dxa"/>
+              <w:left w:w="45" w:type="dxa"/>
+              <w:bottom w:w="45" w:type="dxa"/>
+              <w:right w:w="45" w:type="dxa"/>
+            </w:tcMar>
+          </w:tcPr>
+          <w:p>
+            <w:pPr>
+              <w:pStyle w:val="CQGSmallTable"/>
+              <w:keepLines/>
+              <w:jc w:val="center"/>
+            </w:pPr>
+            <m:oMath>
+              <m:r>
+                <w:rPr>
+                  <w:sz w:val="17"/>
+                  <w:szCs w:val="17"/>
+                </w:rPr>
+                <m:t>0.4000</m:t>
+              </m:r>
+            </m:oMath>
+          </w:p>
+        </w:tc>
+        <w:tc>
+          <w:tcPr>
+            <w:tcW w:type="dxa" w:w="1656"/>
+            <w:vAlign w:val="center"/>
+            <w:tcMar>
+              <w:top w:w="45" w:type="dxa"/>
+              <w:left w:w="45" w:type="dxa"/>
+              <w:bottom w:w="45" w:type="dxa"/>
+              <w:right w:w="45" w:type="dxa"/>
+            </w:tcMar>
+          </w:tcPr>
+          <w:p>
+            <w:pPr>
+              <w:pStyle w:val="CQGSmallTable"/>
+              <w:keepLines/>
+              <w:jc w:val="center"/>
+            </w:pPr>
+            <m:oMath>
+              <m:r>
+                <w:rPr>
+                  <w:sz w:val="17"/>
+                  <w:szCs w:val="17"/>
+                </w:rPr>
+                <m:t>C</m:t>
+              </m:r>
+            </m:oMath>
+          </w:p>
+        </w:tc>
+        <w:tc>
+          <w:tcPr>
+            <w:tcW w:type="dxa" w:w="5400"/>
+            <w:vAlign w:val="center"/>
+            <w:tcMar>
+              <w:top w:w="45" w:type="dxa"/>
+              <w:left w:w="45" w:type="dxa"/>
+              <w:bottom w:w="45" w:type="dxa"/>
+              <w:right w:w="45" w:type="dxa"/>
+            </w:tcMar>
+          </w:tcPr>
+          <w:p>
+            <w:pPr>
+              <w:pStyle w:val="CQGSmallTable"/>
+              <w:keepLines/>
+              <w:jc w:val="center"/>
+            </w:pPr>
+            <m:oMath>
+              <m:r>
+                <m:rPr>
+                  <m:sty m:val="p"/>
+                </m:rPr>
+                <w:rPr>
+                  <w:sz w:val="17"/>
+                  <w:szCs w:val="17"/>
+                </w:rPr>
+                <m:t>[</m:t>
+              </m:r>
+              <m:r>
+                <w:rPr>
+                  <w:sz w:val="17"/>
+                  <w:szCs w:val="17"/>
+                </w:rPr>
+                <m:t>120.802632</m:t>
+              </m:r>
+              <m:r>
+                <m:rPr>
+                  <m:sty m:val="p"/>
+                </m:rPr>
+                <w:rPr>
+                  <w:sz w:val="17"/>
+                  <w:szCs w:val="17"/>
+                </w:rPr>
+                <m:t>,</m:t>
+              </m:r>
+              <m:r>
+                <w:rPr>
+                  <w:sz w:val="17"/>
+                  <w:szCs w:val="17"/>
+                </w:rPr>
+                <m:t>122.867592</m:t>
+              </m:r>
+              <m:r>
+                <m:rPr>
+                  <m:sty m:val="p"/>
+                </m:rPr>
+                <w:rPr>
+                  <w:sz w:val="17"/>
+                  <w:szCs w:val="17"/>
+                </w:rPr>
+                <m:t>]</m:t>
+              </m:r>
+            </m:oMath>
+          </w:p>
+        </w:tc>
+      </w:tr>
+      <w:tr>
+        <w:tc>
+          <w:tcPr>
+            <w:tcW w:type="dxa" w:w="1080"/>
+            <w:vAlign w:val="center"/>
+            <w:tcMar>
+              <w:top w:w="45" w:type="dxa"/>
+              <w:left w:w="45" w:type="dxa"/>
+              <w:bottom w:w="45" w:type="dxa"/>
+              <w:right w:w="45" w:type="dxa"/>
+            </w:tcMar>
+          </w:tcPr>
+          <w:p>
+            <w:pPr>
+              <w:pStyle w:val="CQGSmallTable"/>
+              <w:keepLines/>
+              <w:jc w:val="center"/>
+            </w:pPr>
+            <m:oMath>
+              <m:r>
+                <w:rPr>
+                  <w:sz w:val="17"/>
+                  <w:szCs w:val="17"/>
+                </w:rPr>
+                <m:t>0.4000</m:t>
+              </m:r>
+            </m:oMath>
+          </w:p>
+        </w:tc>
+        <w:tc>
+          <w:tcPr>
+            <w:tcW w:type="dxa" w:w="1656"/>
+            <w:vAlign w:val="center"/>
+            <w:tcMar>
+              <w:top w:w="45" w:type="dxa"/>
+              <w:left w:w="45" w:type="dxa"/>
+              <w:bottom w:w="45" w:type="dxa"/>
+              <w:right w:w="45" w:type="dxa"/>
+            </w:tcMar>
+          </w:tcPr>
+          <w:p>
+            <w:pPr>
+              <w:pStyle w:val="CQGSmallTable"/>
+              <w:keepLines/>
+              <w:jc w:val="center"/>
+            </w:pPr>
+            <m:oMath>
+              <m:r>
+                <w:rPr>
+                  <w:sz w:val="17"/>
+                  <w:szCs w:val="17"/>
+                </w:rPr>
+                <m:t>D</m:t>
+              </m:r>
+            </m:oMath>
+          </w:p>
+        </w:tc>
+        <w:tc>
+          <w:tcPr>
+            <w:tcW w:type="dxa" w:w="5400"/>
+            <w:vAlign w:val="center"/>
+            <w:tcMar>
+              <w:top w:w="45" w:type="dxa"/>
+              <w:left w:w="45" w:type="dxa"/>
+              <w:bottom w:w="45" w:type="dxa"/>
+              <w:right w:w="45" w:type="dxa"/>
+            </w:tcMar>
+          </w:tcPr>
+          <w:p>
+            <w:pPr>
+              <w:pStyle w:val="CQGSmallTable"/>
+              <w:keepLines/>
+              <w:jc w:val="center"/>
+            </w:pPr>
+            <m:oMath>
+              <m:r>
+                <m:rPr>
+                  <m:sty m:val="p"/>
+                </m:rPr>
+                <w:rPr>
+                  <w:sz w:val="17"/>
+                  <w:szCs w:val="17"/>
+                </w:rPr>
+                <m:t>[</m:t>
+              </m:r>
+              <m:r>
+                <m:rPr>
+                  <m:sty m:val="p"/>
+                </m:rPr>
+                <w:rPr>
+                  <w:sz w:val="17"/>
+                  <w:szCs w:val="17"/>
+                </w:rPr>
+                <m:t>−</m:t>
+              </m:r>
+              <m:r>
+                <w:rPr>
+                  <w:sz w:val="17"/>
+                  <w:szCs w:val="17"/>
+                </w:rPr>
                 <m:t>1.640649</m:t>
               </m:r>
               <m:r>
                 <m:rPr>
                   <m:sty m:val="p"/>
                 </m:rPr>
+                <w:rPr>
+                  <w:sz w:val="17"/>
+                  <w:szCs w:val="17"/>
+                </w:rPr>
                 <m:t>,</m:t>
-              </m:r>
-            </m:oMath>
-          </w:p>
-        </w:tc>
-        <w:tc>
-          <w:tcPr/>
-          <w:p>
-            <w:pPr>
-              <w:pStyle w:val="Compact"/>
-              <w:jc w:val="center"/>
-            </w:pPr>
-            <m:oMath>
-              <m:r>
-                <m:t>3.045854</m:t>
-              </m:r>
-            </m:oMath>
-          </w:p>
-        </w:tc>
-        <w:tc>
-          <w:tcPr/>
-          <w:p>
-            <w:pPr>
-              <w:pStyle w:val="Compact"/>
-              <w:jc w:val="center"/>
-            </w:pPr>
-            <w:r>
-              <w:rPr>
-                <w:b/>
-                <w:bCs/>
-              </w:rPr>
-              <w:t xml:space="preserve">CONCORDANT</w:t>
-            </w:r>
-          </w:p>
-        </w:tc>
-      </w:tr>
-      <w:tr>
-        <w:tc>
-          <w:tcPr/>
-          <w:p>
-            <w:pPr>
-              <w:pStyle w:val="Compact"/>
-            </w:pPr>
-          </w:p>
-        </w:tc>
-        <w:tc>
-          <w:tcPr/>
-          <w:p>
-            <w:pPr>
-              <w:pStyle w:val="Compact"/>
-            </w:pPr>
-          </w:p>
-        </w:tc>
-        <w:tc>
-          <w:tcPr/>
-          <w:p>
-            <w:pPr>
-              <w:pStyle w:val="Compact"/>
-              <w:jc w:val="center"/>
-            </w:pPr>
-            <m:oMath>
-              <m:phant>
-                <m:phantPr>
-                  <m:show m:val="off"/>
-                </m:phantPr>
-                <m:e>
-                  <m:r>
-                    <m:rPr>
-                      <m:sty m:val="p"/>
-                    </m:rPr>
-                    <m:t>[</m:t>
-                  </m:r>
-                </m:e>
-              </m:phant>
-              <m:r>
-                <m:t>122.443280</m:t>
               </m:r>
               <m:r>
                 <m:rPr>
                   <m:sty m:val="p"/>
                 </m:rPr>
-                <m:t>]</m:t>
-              </m:r>
-            </m:oMath>
-          </w:p>
-        </w:tc>
-        <w:tc>
-          <w:tcPr/>
-          <w:p>
-            <w:pPr>
-              <w:pStyle w:val="Compact"/>
-            </w:pPr>
-          </w:p>
-        </w:tc>
-        <w:tc>
-          <w:tcPr/>
-          <w:p>
-            <w:pPr>
-              <w:pStyle w:val="Compact"/>
-            </w:pPr>
-          </w:p>
-        </w:tc>
-        <w:tc>
-          <w:tcPr/>
-          <w:p>
-            <w:pPr>
-              <w:pStyle w:val="Compact"/>
-            </w:pPr>
-          </w:p>
-        </w:tc>
-        <w:tc>
-          <w:tcPr/>
-          <w:p>
-            <w:pPr>
-              <w:pStyle w:val="Compact"/>
-            </w:pPr>
-          </w:p>
-        </w:tc>
-        <w:tc>
-          <w:tcPr/>
-          <w:p>
-            <w:pPr>
-              <w:pStyle w:val="Compact"/>
-              <w:jc w:val="center"/>
-            </w:pPr>
-            <m:oMath>
-              <m:phant>
-                <m:phantPr>
-                  <m:show m:val="off"/>
-                </m:phantPr>
-                <m:e>
-                  <m:r>
-                    <m:rPr>
-                      <m:sty m:val="p"/>
-                    </m:rPr>
-                    <m:t>[</m:t>
-                  </m:r>
-                </m:e>
-              </m:phant>
-              <m:r>
-                <m:t>122.867592</m:t>
-              </m:r>
-              <m:r>
-                <m:rPr>
-                  <m:sty m:val="p"/>
-                </m:rPr>
-                <m:t>]</m:t>
-              </m:r>
-            </m:oMath>
-          </w:p>
-        </w:tc>
-        <w:tc>
-          <w:tcPr/>
-          <w:p>
-            <w:pPr>
-              <w:pStyle w:val="Compact"/>
-              <w:jc w:val="center"/>
-            </w:pPr>
-            <m:oMath>
-              <m:phant>
-                <m:phantPr>
-                  <m:show m:val="off"/>
-                </m:phantPr>
-                <m:e>
-                  <m:r>
-                    <m:rPr>
-                      <m:sty m:val="p"/>
-                    </m:rPr>
-                    <m:t>[</m:t>
-                  </m:r>
-                </m:e>
-              </m:phant>
-              <m:r>
-                <m:rPr>
-                  <m:sty m:val="p"/>
-                </m:rPr>
+                <w:rPr>
+                  <w:sz w:val="17"/>
+                  <w:szCs w:val="17"/>
+                </w:rPr>
                 <m:t>+</m:t>
               </m:r>
               <m:r>
+                <w:rPr>
+                  <w:sz w:val="17"/>
+                  <w:szCs w:val="17"/>
+                </w:rPr>
                 <m:t>1.642571</m:t>
               </m:r>
               <m:r>
                 <m:rPr>
                   <m:sty m:val="p"/>
                 </m:rPr>
+                <w:rPr>
+                  <w:sz w:val="17"/>
+                  <w:szCs w:val="17"/>
+                </w:rPr>
                 <m:t>]</m:t>
               </m:r>
             </m:oMath>
           </w:p>
         </w:tc>
+      </w:tr>
+      <w:tr>
         <w:tc>
-          <w:tcPr/>
+          <w:tcPr>
+            <w:tcW w:type="dxa" w:w="1080"/>
+            <w:vAlign w:val="center"/>
+            <w:tcMar>
+              <w:top w:w="45" w:type="dxa"/>
+              <w:left w:w="45" w:type="dxa"/>
+              <w:bottom w:w="45" w:type="dxa"/>
+              <w:right w:w="45" w:type="dxa"/>
+            </w:tcMar>
+          </w:tcPr>
           <w:p>
             <w:pPr>
-              <w:pStyle w:val="Compact"/>
+              <w:pStyle w:val="CQGSmallTable"/>
+              <w:keepLines/>
+              <w:jc w:val="center"/>
             </w:pPr>
+            <m:oMath>
+              <m:r>
+                <w:rPr>
+                  <w:sz w:val="17"/>
+                  <w:szCs w:val="17"/>
+                </w:rPr>
+                <m:t>0.4000</m:t>
+              </m:r>
+            </m:oMath>
           </w:p>
         </w:tc>
         <w:tc>
-          <w:tcPr/>
+          <w:tcPr>
+            <w:tcW w:type="dxa" w:w="1656"/>
+            <w:vAlign w:val="center"/>
+            <w:tcMar>
+              <w:top w:w="45" w:type="dxa"/>
+              <w:left w:w="45" w:type="dxa"/>
+              <w:bottom w:w="45" w:type="dxa"/>
+              <w:right w:w="45" w:type="dxa"/>
+            </w:tcMar>
+          </w:tcPr>
           <w:p>
             <w:pPr>
-              <w:pStyle w:val="Compact"/>
+              <w:pStyle w:val="CQGSmallTable"/>
+              <w:keepLines/>
+              <w:jc w:val="center"/>
             </w:pPr>
+            <m:oMath>
+              <m:r>
+                <w:rPr>
+                  <w:sz w:val="17"/>
+                  <w:szCs w:val="17"/>
+                </w:rPr>
+                <m:t>B</m:t>
+              </m:r>
+            </m:oMath>
+          </w:p>
+        </w:tc>
+        <w:tc>
+          <w:tcPr>
+            <w:tcW w:type="dxa" w:w="5400"/>
+            <w:vAlign w:val="center"/>
+            <w:tcMar>
+              <w:top w:w="45" w:type="dxa"/>
+              <w:left w:w="45" w:type="dxa"/>
+              <w:bottom w:w="45" w:type="dxa"/>
+              <w:right w:w="45" w:type="dxa"/>
+            </w:tcMar>
+          </w:tcPr>
+          <w:p>
+            <w:pPr>
+              <w:pStyle w:val="CQGSmallTable"/>
+              <w:keepLines/>
+              <w:jc w:val="center"/>
+            </w:pPr>
+            <m:oMath>
+              <m:r>
+                <w:rPr>
+                  <w:sz w:val="17"/>
+                  <w:szCs w:val="17"/>
+                </w:rPr>
+                <m:t>3.045854</m:t>
+              </m:r>
+            </m:oMath>
           </w:p>
         </w:tc>
       </w:tr>
@@ -21339,6 +22641,16 @@
     <w:basedOn w:val="VerbatimChar"/>
     <w:rPr/>
   </w:style>
+  <w:style w:type="paragraph" w:customStyle="1" w:styleId="CQGSmallTable">
+    <w:name w:val="CQG Small Table"/>
+    <w:pPr>
+      <w:spacing w:before="0" w:after="0" w:line="240" w:lineRule="auto"/>
+    </w:pPr>
+    <w:rPr>
+      <w:rFonts w:ascii="Times New Roman" w:hAnsi="Times New Roman"/>
+      <w:sz w:val="17"/>
+    </w:rPr>
+  </w:style>
 </w:styles>
 </file>
 
